--- a/Info/Oetter_Tivoli_Fan_Moments_Skizze.docx
+++ b/Info/Oetter_Tivoli_Fan_Moments_Skizze.docx
@@ -427,10 +427,7 @@
         </w:numPr>
       </w:pPr>
       <w:r>
-        <w:t>Die App muss eine Möglichkeit zur Erstellung eines Benutzerkontos bieten</w:t>
-      </w:r>
-      <w:r>
-        <w:t>.</w:t>
+        <w:t>Die App muss eine Möglichkeit zur Erstellung eines Benutzerkontos bieten.</w:t>
       </w:r>
     </w:p>
     <w:p>
@@ -493,10 +490,7 @@
         </w:numPr>
       </w:pPr>
       <w:r>
-        <w:t>Die App soll eine Historie des Besuchers über alle besuchten Spiele darstellen könne</w:t>
-      </w:r>
-      <w:r>
-        <w:t>n.</w:t>
+        <w:t>Die App soll eine Historie des Besuchers über alle besuchten Spiele darstellen können.</w:t>
       </w:r>
     </w:p>
     <w:p>
@@ -588,7 +582,10 @@
       </w:pPr>
       <w:r>
         <w:lastRenderedPageBreak/>
-        <w:t>Konzept und geplanter Aufbau</w:t>
+        <w:t xml:space="preserve">Geplanter </w:t>
+      </w:r>
+      <w:r>
+        <w:t>Aufbau</w:t>
       </w:r>
     </w:p>
     <w:p>
@@ -631,641 +628,22 @@
     </w:p>
     <w:p>
       <w:r>
-        <w:t xml:space="preserve">- </w:t>
-      </w:r>
-      <w:proofErr w:type="spellStart"/>
-      <w:r>
-        <w:rPr>
-          <w:b/>
-          <w:bCs/>
-        </w:rPr>
-        <w:t>SwiftUI</w:t>
-      </w:r>
-      <w:proofErr w:type="spellEnd"/>
-      <w:r>
-        <w:t xml:space="preserve">: </w:t>
-      </w:r>
-      <w:proofErr w:type="spellStart"/>
-      <w:r>
-        <w:t>SwiftUI</w:t>
-      </w:r>
-      <w:proofErr w:type="spellEnd"/>
-      <w:r>
-        <w:t xml:space="preserve"> basiert auf dem MVVM-Prinzip und enthält alle von uns benötigten Komponenten aus einer Hand.</w:t>
-      </w:r>
-    </w:p>
-    <w:p>
-      <w:r>
-        <w:t xml:space="preserve">-  </w:t>
-      </w:r>
-      <w:r>
-        <w:rPr>
-          <w:b/>
-          <w:bCs/>
-        </w:rPr>
-        <w:t>Client-Server-Modell</w:t>
-      </w:r>
-      <w:r>
-        <w:t>: Durch das Nutzen des Client-Server-Modells können wir die generierten Faninhalte an alle interessierten Personen über das Internet ausspielen.</w:t>
-      </w:r>
-    </w:p>
-    <w:p>
-      <w:pPr>
-        <w:rPr>
-          <w:b/>
-          <w:bCs/>
-        </w:rPr>
-      </w:pPr>
-      <w:r>
-        <w:rPr>
-          <w:b/>
-          <w:bCs/>
-        </w:rPr>
-        <w:t>Vorgehensweise</w:t>
-      </w:r>
-    </w:p>
-    <w:p>
-      <w:pPr>
-        <w:pStyle w:val="Listenabsatz"/>
-        <w:numPr>
-          <w:ilvl w:val="0"/>
-          <w:numId w:val="23"/>
-        </w:numPr>
-        <w:rPr>
-          <w:b/>
-          <w:bCs/>
-        </w:rPr>
-      </w:pPr>
-      <w:r>
-        <w:rPr>
-          <w:b/>
-          <w:bCs/>
-        </w:rPr>
-        <w:t>Entwurf einer Datenbankstruktur</w:t>
-      </w:r>
-    </w:p>
-    <w:p>
-      <w:pPr>
-        <w:pStyle w:val="Listenabsatz"/>
-        <w:numPr>
-          <w:ilvl w:val="0"/>
-          <w:numId w:val="23"/>
-        </w:numPr>
-        <w:rPr>
-          <w:b/>
-          <w:bCs/>
-        </w:rPr>
-      </w:pPr>
-      <w:r>
-        <w:rPr>
-          <w:b/>
-          <w:bCs/>
-        </w:rPr>
-        <w:t xml:space="preserve">Erstellen und Einpflegen von </w:t>
-      </w:r>
-      <w:proofErr w:type="spellStart"/>
-      <w:r>
-        <w:rPr>
-          <w:b/>
-          <w:bCs/>
-        </w:rPr>
-        <w:t>Mockdaten</w:t>
-      </w:r>
-      <w:proofErr w:type="spellEnd"/>
-      <w:r>
-        <w:rPr>
-          <w:b/>
-          <w:bCs/>
-        </w:rPr>
-        <w:t xml:space="preserve"> </w:t>
-      </w:r>
-    </w:p>
-    <w:p>
-      <w:pPr>
-        <w:pStyle w:val="Listenabsatz"/>
-        <w:numPr>
-          <w:ilvl w:val="0"/>
-          <w:numId w:val="23"/>
-        </w:numPr>
-        <w:rPr>
-          <w:b/>
-          <w:bCs/>
-        </w:rPr>
-      </w:pPr>
-      <w:r>
-        <w:rPr>
-          <w:b/>
-          <w:bCs/>
-        </w:rPr>
-        <w:t>Erstellung der Benutzeroberfläche</w:t>
-      </w:r>
-    </w:p>
-    <w:p>
-      <w:pPr>
-        <w:pStyle w:val="Listenabsatz"/>
-        <w:numPr>
-          <w:ilvl w:val="1"/>
-          <w:numId w:val="23"/>
-        </w:numPr>
-        <w:rPr>
-          <w:b/>
-          <w:bCs/>
-        </w:rPr>
-      </w:pPr>
-      <w:r>
-        <w:rPr>
-          <w:b/>
-          <w:bCs/>
-        </w:rPr>
-        <w:t>Anmeldesicht</w:t>
-      </w:r>
-    </w:p>
-    <w:p>
-      <w:pPr>
-        <w:pStyle w:val="Listenabsatz"/>
-        <w:numPr>
-          <w:ilvl w:val="1"/>
-          <w:numId w:val="23"/>
-        </w:numPr>
-        <w:rPr>
-          <w:b/>
-          <w:bCs/>
-        </w:rPr>
-      </w:pPr>
-      <w:proofErr w:type="spellStart"/>
-      <w:r>
-        <w:rPr>
-          <w:b/>
-          <w:bCs/>
-        </w:rPr>
-        <w:t>Uploadansicht</w:t>
-      </w:r>
-      <w:proofErr w:type="spellEnd"/>
-    </w:p>
-    <w:p>
-      <w:pPr>
-        <w:pStyle w:val="Listenabsatz"/>
-        <w:numPr>
-          <w:ilvl w:val="1"/>
-          <w:numId w:val="23"/>
-        </w:numPr>
-        <w:rPr>
-          <w:b/>
-          <w:bCs/>
-        </w:rPr>
-      </w:pPr>
-      <w:r>
-        <w:rPr>
-          <w:b/>
-          <w:bCs/>
-        </w:rPr>
-        <w:t>Spielansicht</w:t>
-      </w:r>
-    </w:p>
-    <w:p>
-      <w:pPr>
-        <w:pStyle w:val="Listenabsatz"/>
-        <w:numPr>
-          <w:ilvl w:val="1"/>
-          <w:numId w:val="23"/>
-        </w:numPr>
-        <w:rPr>
-          <w:b/>
-          <w:bCs/>
-        </w:rPr>
-      </w:pPr>
-      <w:r>
-        <w:rPr>
-          <w:b/>
-          <w:bCs/>
-        </w:rPr>
-        <w:t>Zeitleiste</w:t>
-      </w:r>
-    </w:p>
-    <w:p>
-      <w:pPr>
-        <w:pStyle w:val="Listenabsatz"/>
-        <w:numPr>
-          <w:ilvl w:val="1"/>
-          <w:numId w:val="23"/>
-        </w:numPr>
-        <w:rPr>
-          <w:b/>
-          <w:bCs/>
-        </w:rPr>
-      </w:pPr>
-      <w:r>
-        <w:rPr>
-          <w:b/>
-          <w:bCs/>
-        </w:rPr>
-        <w:t>(Optional) Spielhistorie</w:t>
-      </w:r>
-    </w:p>
-    <w:p>
-      <w:pPr>
-        <w:pStyle w:val="Listenabsatz"/>
-        <w:numPr>
-          <w:ilvl w:val="0"/>
-          <w:numId w:val="23"/>
-        </w:numPr>
-        <w:rPr>
-          <w:b/>
-          <w:bCs/>
-        </w:rPr>
-      </w:pPr>
-      <w:r>
-        <w:rPr>
-          <w:b/>
-          <w:bCs/>
-        </w:rPr>
-        <w:t>Geschäftslogik</w:t>
-      </w:r>
-    </w:p>
-    <w:p>
-      <w:pPr>
-        <w:pStyle w:val="Listenabsatz"/>
-        <w:numPr>
-          <w:ilvl w:val="1"/>
-          <w:numId w:val="23"/>
-        </w:numPr>
-        <w:rPr>
-          <w:b/>
-          <w:bCs/>
-        </w:rPr>
-      </w:pPr>
-      <w:r>
-        <w:rPr>
-          <w:b/>
-          <w:bCs/>
-        </w:rPr>
-        <w:t>Entwicklung und Anbindung des Servers</w:t>
-      </w:r>
-    </w:p>
-    <w:p>
-      <w:pPr>
-        <w:pStyle w:val="Listenabsatz"/>
-        <w:numPr>
-          <w:ilvl w:val="1"/>
-          <w:numId w:val="23"/>
-        </w:numPr>
-        <w:rPr>
-          <w:b/>
-          <w:bCs/>
-        </w:rPr>
-      </w:pPr>
-      <w:r>
-        <w:rPr>
-          <w:b/>
-          <w:bCs/>
-        </w:rPr>
-        <w:t>Registrierung und Anmeldung</w:t>
-      </w:r>
-    </w:p>
-    <w:p>
-      <w:pPr>
-        <w:pStyle w:val="Listenabsatz"/>
-        <w:numPr>
-          <w:ilvl w:val="1"/>
-          <w:numId w:val="23"/>
-        </w:numPr>
-        <w:rPr>
-          <w:b/>
-          <w:bCs/>
-        </w:rPr>
-      </w:pPr>
-      <w:r>
-        <w:rPr>
-          <w:b/>
-          <w:bCs/>
-        </w:rPr>
-        <w:t>QR-Code-Scan</w:t>
-      </w:r>
-    </w:p>
-    <w:p>
-      <w:pPr>
-        <w:pStyle w:val="Listenabsatz"/>
-        <w:numPr>
-          <w:ilvl w:val="1"/>
-          <w:numId w:val="23"/>
-        </w:numPr>
-        <w:rPr>
-          <w:b/>
-          <w:bCs/>
-        </w:rPr>
-      </w:pPr>
-      <w:r>
-        <w:rPr>
-          <w:b/>
-          <w:bCs/>
-        </w:rPr>
-        <w:t>Hochladen von Video/Fotomaterial</w:t>
-      </w:r>
-    </w:p>
-    <w:p>
-      <w:pPr>
-        <w:pStyle w:val="Listenabsatz"/>
-        <w:numPr>
-          <w:ilvl w:val="1"/>
-          <w:numId w:val="23"/>
-        </w:numPr>
-        <w:rPr>
-          <w:b/>
-          <w:bCs/>
-        </w:rPr>
-      </w:pPr>
-      <w:r>
-        <w:rPr>
-          <w:b/>
-          <w:bCs/>
-        </w:rPr>
-        <w:t>Benutzerinteraktion mit Video/Fotomaterial</w:t>
-      </w:r>
-    </w:p>
-    <w:p>
-      <w:pPr>
-        <w:pStyle w:val="Listenabsatz"/>
-        <w:numPr>
-          <w:ilvl w:val="0"/>
-          <w:numId w:val="23"/>
-        </w:numPr>
-        <w:rPr>
-          <w:b/>
-          <w:bCs/>
-        </w:rPr>
-      </w:pPr>
-      <w:r>
-        <w:rPr>
-          <w:b/>
-          <w:bCs/>
-        </w:rPr>
-        <w:t>Feinschliff mit Agilen Methoden, kontinuierliche Verbesserungen in mehreren Phasen</w:t>
-      </w:r>
-    </w:p>
-    <w:p>
-      <w:pPr>
-        <w:pStyle w:val="Untertitel"/>
-      </w:pPr>
-      <w:r>
-        <w:t>Arbeitspakete</w:t>
-      </w:r>
-      <w:r>
-        <w:t xml:space="preserve"> und Aufteilung</w:t>
-      </w:r>
-    </w:p>
-    <w:p>
-      <w:pPr>
-        <w:pStyle w:val="Listenabsatz"/>
-        <w:numPr>
-          <w:ilvl w:val="0"/>
-          <w:numId w:val="2"/>
-        </w:numPr>
-      </w:pPr>
-      <w:r>
-        <w:t>Server (Backend)</w:t>
-      </w:r>
-    </w:p>
-    <w:p>
-      <w:pPr>
-        <w:pStyle w:val="Listenabsatz"/>
-        <w:numPr>
-          <w:ilvl w:val="0"/>
-          <w:numId w:val="2"/>
-        </w:numPr>
-      </w:pPr>
-      <w:r>
-        <w:t>Datenbank (Backend)</w:t>
-      </w:r>
-    </w:p>
-    <w:p>
-      <w:pPr>
-        <w:pStyle w:val="Listenabsatz"/>
-        <w:numPr>
-          <w:ilvl w:val="0"/>
-          <w:numId w:val="2"/>
-        </w:numPr>
-      </w:pPr>
-      <w:r>
-        <w:t>UI (Frontend)</w:t>
-      </w:r>
-    </w:p>
-    <w:p>
-      <w:pPr>
-        <w:pStyle w:val="Listenabsatz"/>
-        <w:numPr>
-          <w:ilvl w:val="0"/>
-          <w:numId w:val="2"/>
-        </w:numPr>
-      </w:pPr>
-      <w:r>
-        <w:t>QR-Code-Scan (Frontend)</w:t>
-      </w:r>
-    </w:p>
-    <w:p>
-      <w:pPr>
-        <w:pStyle w:val="Listenabsatz"/>
-        <w:numPr>
-          <w:ilvl w:val="0"/>
-          <w:numId w:val="2"/>
-        </w:numPr>
-      </w:pPr>
-      <w:r>
-        <w:t>Geschäftslogik (Backend)</w:t>
-      </w:r>
-    </w:p>
-    <w:p>
-      <w:r>
-        <w:t>Pierre wird sich auf das Frontend konzentrieren währen Martin eher auf das Backend fokussiert ist. Natürlich wird sich untereinander ausgeholfen, sodass wir hier keine strikte Trennung vornehmen.</w:t>
-      </w:r>
-    </w:p>
-    <w:p>
-      <w:pPr>
-        <w:pStyle w:val="Untertitel"/>
-      </w:pPr>
-      <w:r>
-        <w:t>Milestones</w:t>
-      </w:r>
-    </w:p>
-    <w:p>
-      <w:pPr>
-        <w:pStyle w:val="Listenabsatz"/>
-        <w:numPr>
-          <w:ilvl w:val="0"/>
-          <w:numId w:val="2"/>
-        </w:numPr>
-        <w:rPr>
-          <w:b/>
-          <w:bCs/>
-        </w:rPr>
-      </w:pPr>
-      <w:r>
-        <w:t xml:space="preserve">Bis KW 24: </w:t>
-      </w:r>
-    </w:p>
-    <w:p>
-      <w:pPr>
-        <w:pStyle w:val="Listenabsatz"/>
-        <w:numPr>
-          <w:ilvl w:val="1"/>
-          <w:numId w:val="26"/>
-        </w:numPr>
-        <w:rPr>
-          <w:b/>
-          <w:bCs/>
-        </w:rPr>
-      </w:pPr>
-      <w:r>
-        <w:t xml:space="preserve">Datenbank entworfen, implementiert und mit </w:t>
-      </w:r>
-      <w:r>
-        <w:t>Mock Daten</w:t>
-      </w:r>
-      <w:r>
-        <w:t xml:space="preserve"> befüllt</w:t>
-      </w:r>
-      <w:r>
-        <w:t xml:space="preserve"> </w:t>
-      </w:r>
-    </w:p>
-    <w:p>
-      <w:pPr>
-        <w:pStyle w:val="Listenabsatz"/>
-        <w:numPr>
-          <w:ilvl w:val="1"/>
-          <w:numId w:val="26"/>
-        </w:numPr>
-        <w:rPr>
-          <w:b/>
-          <w:bCs/>
-        </w:rPr>
-      </w:pPr>
-      <w:r>
-        <w:t>Registrierung</w:t>
-      </w:r>
-      <w:r>
-        <w:t xml:space="preserve"> und Anmeldung möglich</w:t>
-      </w:r>
-    </w:p>
-    <w:p>
-      <w:pPr>
-        <w:pStyle w:val="Listenabsatz"/>
-        <w:numPr>
-          <w:ilvl w:val="0"/>
-          <w:numId w:val="2"/>
-        </w:numPr>
-        <w:rPr>
-          <w:b/>
-          <w:bCs/>
-        </w:rPr>
-      </w:pPr>
-      <w:r>
-        <w:t xml:space="preserve">Bis KW 25: </w:t>
-      </w:r>
-      <w:proofErr w:type="gramStart"/>
-      <w:r>
-        <w:t>UI Ansichten</w:t>
-      </w:r>
-      <w:proofErr w:type="gramEnd"/>
-      <w:r>
-        <w:t xml:space="preserve"> entworfen und implementiert</w:t>
-      </w:r>
-    </w:p>
-    <w:p>
-      <w:pPr>
-        <w:pStyle w:val="Listenabsatz"/>
-        <w:numPr>
-          <w:ilvl w:val="0"/>
-          <w:numId w:val="2"/>
-        </w:numPr>
-        <w:rPr>
-          <w:b/>
-          <w:bCs/>
-        </w:rPr>
-      </w:pPr>
-      <w:r>
-        <w:t xml:space="preserve">Bis KW 26: </w:t>
-      </w:r>
-      <w:r>
-        <w:t>Server entwickelt</w:t>
-      </w:r>
-    </w:p>
-    <w:p>
-      <w:pPr>
-        <w:pStyle w:val="Listenabsatz"/>
-        <w:numPr>
-          <w:ilvl w:val="0"/>
-          <w:numId w:val="2"/>
-        </w:numPr>
-        <w:rPr>
-          <w:b/>
-          <w:bCs/>
-        </w:rPr>
-      </w:pPr>
-      <w:r>
-        <w:t xml:space="preserve">Bis KW 27: </w:t>
-      </w:r>
-    </w:p>
-    <w:p>
-      <w:pPr>
-        <w:pStyle w:val="Listenabsatz"/>
-        <w:numPr>
-          <w:ilvl w:val="1"/>
-          <w:numId w:val="27"/>
-        </w:numPr>
-        <w:rPr>
-          <w:b/>
-          <w:bCs/>
-        </w:rPr>
-      </w:pPr>
-      <w:r>
-        <w:t>Anbindung von Server und Datenbank an UI</w:t>
-      </w:r>
-    </w:p>
-    <w:p>
-      <w:pPr>
-        <w:pStyle w:val="Listenabsatz"/>
-        <w:numPr>
-          <w:ilvl w:val="1"/>
-          <w:numId w:val="27"/>
-        </w:numPr>
-        <w:rPr>
-          <w:b/>
-          <w:bCs/>
-        </w:rPr>
-      </w:pPr>
-      <w:r>
-        <w:t xml:space="preserve"> </w:t>
-      </w:r>
-      <w:r>
-        <w:t>QR-Code-Scan funktioniert und ordnet Spiele in der Datenbank richtig zu</w:t>
-      </w:r>
-    </w:p>
-    <w:p>
-      <w:pPr>
-        <w:pStyle w:val="Untertitel"/>
-      </w:pPr>
-      <w:r>
-        <w:t>Ausblick</w:t>
-      </w:r>
-    </w:p>
-    <w:p>
-      <w:r>
         <w:rPr>
           <w:noProof/>
         </w:rPr>
         <w:drawing>
-          <wp:anchor distT="0" distB="0" distL="114300" distR="114300" simplePos="0" relativeHeight="251659264" behindDoc="0" locked="0" layoutInCell="1" allowOverlap="1" wp14:anchorId="005FE1B6" wp14:editId="4F32EE5B">
+          <wp:anchor distT="0" distB="0" distL="114300" distR="114300" simplePos="0" relativeHeight="251660288" behindDoc="0" locked="0" layoutInCell="1" allowOverlap="1" wp14:anchorId="49018639" wp14:editId="093A3513">
             <wp:simplePos x="0" y="0"/>
-            <wp:positionH relativeFrom="column">
-              <wp:posOffset>3415302</wp:posOffset>
+            <wp:positionH relativeFrom="margin">
+              <wp:align>right</wp:align>
             </wp:positionH>
             <wp:positionV relativeFrom="paragraph">
-              <wp:posOffset>582386</wp:posOffset>
+              <wp:posOffset>640592</wp:posOffset>
             </wp:positionV>
-            <wp:extent cx="408214" cy="484322"/>
+            <wp:extent cx="8864221" cy="3813490"/>
             <wp:effectExtent l="0" t="0" r="0" b="0"/>
             <wp:wrapSquare wrapText="bothSides"/>
-            <wp:docPr id="1732746964" name="Grafik 4" descr="Ein Bild, das Text, Logo, Symbol, Schrift enthält.&#10;&#10;KI-generierte Inhalte können fehlerhaft sein."/>
+            <wp:docPr id="1735751820" name="Grafik 1"/>
             <wp:cNvGraphicFramePr>
               <a:graphicFrameLocks xmlns:a="http://schemas.openxmlformats.org/drawingml/2006/main" noChangeAspect="1"/>
             </wp:cNvGraphicFramePr>
@@ -1273,7 +651,7 @@
               <a:graphicData uri="http://schemas.openxmlformats.org/drawingml/2006/picture">
                 <pic:pic xmlns:pic="http://schemas.openxmlformats.org/drawingml/2006/picture">
                   <pic:nvPicPr>
-                    <pic:cNvPr id="1732746964" name="Grafik 4" descr="Ein Bild, das Text, Logo, Symbol, Schrift enthält.&#10;&#10;KI-generierte Inhalte können fehlerhaft sein."/>
+                    <pic:cNvPr id="0" name="Picture 1"/>
                     <pic:cNvPicPr>
                       <a:picLocks noChangeAspect="1" noChangeArrowheads="1"/>
                     </pic:cNvPicPr>
@@ -1294,7 +672,7 @@
                   <pic:spPr bwMode="auto">
                     <a:xfrm>
                       <a:off x="0" y="0"/>
-                      <a:ext cx="408759" cy="484968"/>
+                      <a:ext cx="8864221" cy="3813490"/>
                     </a:xfrm>
                     <a:prstGeom prst="rect">
                       <a:avLst/>
@@ -1317,6 +695,808 @@
         </w:drawing>
       </w:r>
       <w:r>
+        <w:t xml:space="preserve">- </w:t>
+      </w:r>
+      <w:proofErr w:type="spellStart"/>
+      <w:r>
+        <w:rPr>
+          <w:b/>
+          <w:bCs/>
+        </w:rPr>
+        <w:t>SwiftUI</w:t>
+      </w:r>
+      <w:proofErr w:type="spellEnd"/>
+      <w:r>
+        <w:t xml:space="preserve">: </w:t>
+      </w:r>
+      <w:proofErr w:type="spellStart"/>
+      <w:r>
+        <w:t>SwiftUI</w:t>
+      </w:r>
+      <w:proofErr w:type="spellEnd"/>
+      <w:r>
+        <w:t xml:space="preserve"> basiert auf dem MVVM-Prinzip und enthält alle von uns benötigten Komponenten aus einer Hand.</w:t>
+      </w:r>
+    </w:p>
+    <w:p>
+      <w:r>
+        <w:t xml:space="preserve">-  </w:t>
+      </w:r>
+      <w:r>
+        <w:rPr>
+          <w:b/>
+          <w:bCs/>
+        </w:rPr>
+        <w:t>Client-Server-Modell</w:t>
+      </w:r>
+      <w:r>
+        <w:t>: Durch das Nutzen des Client-Server-Modells können wir die generierten Faninhalte an alle interessierten Personen über das Internet ausspielen.</w:t>
+      </w:r>
+    </w:p>
+    <w:p>
+      <w:r>
+        <w:t xml:space="preserve">Um unsere Modellierung besser greifbar zu machen, folgt ein (noch nicht finales) ERD unserer Datenbank. </w:t>
+      </w:r>
+      <w:r>
+        <w:t>Durch dieses in der dritten Normalform vorliegende Konzept ist es später leicht möglich die Datenbank zu erweitern.</w:t>
+      </w:r>
+      <w:r>
+        <w:t xml:space="preserve"> Es wird das Datensparsamkeitsprinzip der DSGVO gewahrt damit das Projekt rechtlich auf solidem Fundament aufbau</w:t>
+      </w:r>
+      <w:r>
+        <w:t>t.</w:t>
+      </w:r>
+    </w:p>
+    <w:p>
+      <w:pPr>
+        <w:pStyle w:val="Untertitel"/>
+      </w:pPr>
+      <w:r>
+        <w:rPr>
+          <w:noProof/>
+        </w:rPr>
+        <w:lastRenderedPageBreak/>
+        <w:drawing>
+          <wp:anchor distT="0" distB="0" distL="114300" distR="114300" simplePos="0" relativeHeight="251661312" behindDoc="0" locked="0" layoutInCell="1" allowOverlap="1" wp14:anchorId="2B2E8B3A" wp14:editId="6A8B7989">
+            <wp:simplePos x="0" y="0"/>
+            <wp:positionH relativeFrom="margin">
+              <wp:posOffset>102966</wp:posOffset>
+            </wp:positionH>
+            <wp:positionV relativeFrom="paragraph">
+              <wp:posOffset>343463</wp:posOffset>
+            </wp:positionV>
+            <wp:extent cx="8927465" cy="5022215"/>
+            <wp:effectExtent l="0" t="0" r="6985" b="6985"/>
+            <wp:wrapSquare wrapText="bothSides"/>
+            <wp:docPr id="987978094" name="Grafik 2"/>
+            <wp:cNvGraphicFramePr>
+              <a:graphicFrameLocks xmlns:a="http://schemas.openxmlformats.org/drawingml/2006/main" noChangeAspect="1"/>
+            </wp:cNvGraphicFramePr>
+            <a:graphic xmlns:a="http://schemas.openxmlformats.org/drawingml/2006/main">
+              <a:graphicData uri="http://schemas.openxmlformats.org/drawingml/2006/picture">
+                <pic:pic xmlns:pic="http://schemas.openxmlformats.org/drawingml/2006/picture">
+                  <pic:nvPicPr>
+                    <pic:cNvPr id="0" name="Picture 2"/>
+                    <pic:cNvPicPr>
+                      <a:picLocks noChangeAspect="1" noChangeArrowheads="1"/>
+                    </pic:cNvPicPr>
+                  </pic:nvPicPr>
+                  <pic:blipFill>
+                    <a:blip r:embed="rId9">
+                      <a:extLst>
+                        <a:ext uri="{28A0092B-C50C-407E-A947-70E740481C1C}">
+                          <a14:useLocalDpi xmlns:a14="http://schemas.microsoft.com/office/drawing/2010/main" val="0"/>
+                        </a:ext>
+                      </a:extLst>
+                    </a:blip>
+                    <a:srcRect/>
+                    <a:stretch>
+                      <a:fillRect/>
+                    </a:stretch>
+                  </pic:blipFill>
+                  <pic:spPr bwMode="auto">
+                    <a:xfrm>
+                      <a:off x="0" y="0"/>
+                      <a:ext cx="8927465" cy="5022215"/>
+                    </a:xfrm>
+                    <a:prstGeom prst="rect">
+                      <a:avLst/>
+                    </a:prstGeom>
+                    <a:noFill/>
+                    <a:ln>
+                      <a:noFill/>
+                    </a:ln>
+                  </pic:spPr>
+                </pic:pic>
+              </a:graphicData>
+            </a:graphic>
+            <wp14:sizeRelH relativeFrom="page">
+              <wp14:pctWidth>0</wp14:pctWidth>
+            </wp14:sizeRelH>
+            <wp14:sizeRelV relativeFrom="page">
+              <wp14:pctHeight>0</wp14:pctHeight>
+            </wp14:sizeRelV>
+          </wp:anchor>
+        </w:drawing>
+      </w:r>
+      <w:r>
+        <w:t xml:space="preserve"> </w:t>
+      </w:r>
+      <w:r>
+        <w:t>Designideen</w:t>
+      </w:r>
+    </w:p>
+    <w:p>
+      <w:pPr>
+        <w:rPr>
+          <w:b/>
+          <w:bCs/>
+        </w:rPr>
+      </w:pPr>
+    </w:p>
+    <w:p>
+      <w:pPr>
+        <w:rPr>
+          <w:b/>
+          <w:bCs/>
+        </w:rPr>
+      </w:pPr>
+    </w:p>
+    <w:p>
+      <w:pPr>
+        <w:rPr>
+          <w:b/>
+          <w:bCs/>
+        </w:rPr>
+      </w:pPr>
+    </w:p>
+    <w:p>
+      <w:pPr>
+        <w:pStyle w:val="Untertitel"/>
+      </w:pPr>
+      <w:r>
+        <w:lastRenderedPageBreak/>
+        <w:t>Vorgehensweise</w:t>
+      </w:r>
+    </w:p>
+    <w:p>
+      <w:pPr>
+        <w:pStyle w:val="Listenabsatz"/>
+        <w:numPr>
+          <w:ilvl w:val="0"/>
+          <w:numId w:val="23"/>
+        </w:numPr>
+        <w:rPr>
+          <w:b/>
+          <w:bCs/>
+        </w:rPr>
+      </w:pPr>
+      <w:r>
+        <w:rPr>
+          <w:b/>
+          <w:bCs/>
+        </w:rPr>
+        <w:t>Entwurf einer Datenbankstruktur</w:t>
+      </w:r>
+    </w:p>
+    <w:p>
+      <w:pPr>
+        <w:pStyle w:val="Listenabsatz"/>
+        <w:numPr>
+          <w:ilvl w:val="0"/>
+          <w:numId w:val="23"/>
+        </w:numPr>
+        <w:rPr>
+          <w:b/>
+          <w:bCs/>
+        </w:rPr>
+      </w:pPr>
+      <w:r>
+        <w:rPr>
+          <w:b/>
+          <w:bCs/>
+        </w:rPr>
+        <w:t xml:space="preserve">Erstellen und Einpflegen von </w:t>
+      </w:r>
+      <w:proofErr w:type="spellStart"/>
+      <w:r>
+        <w:rPr>
+          <w:b/>
+          <w:bCs/>
+        </w:rPr>
+        <w:t>Mockdaten</w:t>
+      </w:r>
+      <w:proofErr w:type="spellEnd"/>
+      <w:r>
+        <w:rPr>
+          <w:b/>
+          <w:bCs/>
+        </w:rPr>
+        <w:t xml:space="preserve"> </w:t>
+      </w:r>
+    </w:p>
+    <w:p>
+      <w:pPr>
+        <w:pStyle w:val="Listenabsatz"/>
+        <w:numPr>
+          <w:ilvl w:val="0"/>
+          <w:numId w:val="23"/>
+        </w:numPr>
+        <w:rPr>
+          <w:b/>
+          <w:bCs/>
+        </w:rPr>
+      </w:pPr>
+      <w:r>
+        <w:rPr>
+          <w:b/>
+          <w:bCs/>
+        </w:rPr>
+        <w:t>Erstellung der Benutzeroberfläche</w:t>
+      </w:r>
+    </w:p>
+    <w:p>
+      <w:pPr>
+        <w:pStyle w:val="Listenabsatz"/>
+        <w:numPr>
+          <w:ilvl w:val="1"/>
+          <w:numId w:val="23"/>
+        </w:numPr>
+        <w:rPr>
+          <w:b/>
+          <w:bCs/>
+        </w:rPr>
+      </w:pPr>
+      <w:r>
+        <w:rPr>
+          <w:b/>
+          <w:bCs/>
+        </w:rPr>
+        <w:t>Anmeldesicht</w:t>
+      </w:r>
+    </w:p>
+    <w:p>
+      <w:pPr>
+        <w:pStyle w:val="Listenabsatz"/>
+        <w:numPr>
+          <w:ilvl w:val="1"/>
+          <w:numId w:val="23"/>
+        </w:numPr>
+        <w:rPr>
+          <w:b/>
+          <w:bCs/>
+        </w:rPr>
+      </w:pPr>
+      <w:proofErr w:type="spellStart"/>
+      <w:r>
+        <w:rPr>
+          <w:b/>
+          <w:bCs/>
+        </w:rPr>
+        <w:t>Uploadansicht</w:t>
+      </w:r>
+      <w:proofErr w:type="spellEnd"/>
+    </w:p>
+    <w:p>
+      <w:pPr>
+        <w:pStyle w:val="Listenabsatz"/>
+        <w:numPr>
+          <w:ilvl w:val="1"/>
+          <w:numId w:val="23"/>
+        </w:numPr>
+        <w:rPr>
+          <w:b/>
+          <w:bCs/>
+        </w:rPr>
+      </w:pPr>
+      <w:r>
+        <w:rPr>
+          <w:b/>
+          <w:bCs/>
+        </w:rPr>
+        <w:t>Spielansicht</w:t>
+      </w:r>
+    </w:p>
+    <w:p>
+      <w:pPr>
+        <w:pStyle w:val="Listenabsatz"/>
+        <w:numPr>
+          <w:ilvl w:val="1"/>
+          <w:numId w:val="23"/>
+        </w:numPr>
+        <w:rPr>
+          <w:b/>
+          <w:bCs/>
+        </w:rPr>
+      </w:pPr>
+      <w:r>
+        <w:rPr>
+          <w:b/>
+          <w:bCs/>
+        </w:rPr>
+        <w:t>Zeitleiste</w:t>
+      </w:r>
+    </w:p>
+    <w:p>
+      <w:pPr>
+        <w:pStyle w:val="Listenabsatz"/>
+        <w:numPr>
+          <w:ilvl w:val="1"/>
+          <w:numId w:val="23"/>
+        </w:numPr>
+        <w:rPr>
+          <w:b/>
+          <w:bCs/>
+        </w:rPr>
+      </w:pPr>
+      <w:r>
+        <w:rPr>
+          <w:b/>
+          <w:bCs/>
+        </w:rPr>
+        <w:t>(Optional) Spielhistorie</w:t>
+      </w:r>
+    </w:p>
+    <w:p>
+      <w:pPr>
+        <w:pStyle w:val="Listenabsatz"/>
+        <w:numPr>
+          <w:ilvl w:val="0"/>
+          <w:numId w:val="23"/>
+        </w:numPr>
+        <w:rPr>
+          <w:b/>
+          <w:bCs/>
+        </w:rPr>
+      </w:pPr>
+      <w:r>
+        <w:rPr>
+          <w:b/>
+          <w:bCs/>
+        </w:rPr>
+        <w:t>Geschäftslogik</w:t>
+      </w:r>
+    </w:p>
+    <w:p>
+      <w:pPr>
+        <w:pStyle w:val="Listenabsatz"/>
+        <w:numPr>
+          <w:ilvl w:val="1"/>
+          <w:numId w:val="23"/>
+        </w:numPr>
+        <w:rPr>
+          <w:b/>
+          <w:bCs/>
+        </w:rPr>
+      </w:pPr>
+      <w:r>
+        <w:rPr>
+          <w:b/>
+          <w:bCs/>
+        </w:rPr>
+        <w:t>Entwicklung und Anbindung des Servers</w:t>
+      </w:r>
+    </w:p>
+    <w:p>
+      <w:pPr>
+        <w:pStyle w:val="Listenabsatz"/>
+        <w:numPr>
+          <w:ilvl w:val="1"/>
+          <w:numId w:val="23"/>
+        </w:numPr>
+        <w:rPr>
+          <w:b/>
+          <w:bCs/>
+        </w:rPr>
+      </w:pPr>
+      <w:r>
+        <w:rPr>
+          <w:b/>
+          <w:bCs/>
+        </w:rPr>
+        <w:t>Registrierung und Anmeldung</w:t>
+      </w:r>
+    </w:p>
+    <w:p>
+      <w:pPr>
+        <w:pStyle w:val="Listenabsatz"/>
+        <w:numPr>
+          <w:ilvl w:val="1"/>
+          <w:numId w:val="23"/>
+        </w:numPr>
+        <w:rPr>
+          <w:b/>
+          <w:bCs/>
+        </w:rPr>
+      </w:pPr>
+      <w:r>
+        <w:rPr>
+          <w:b/>
+          <w:bCs/>
+        </w:rPr>
+        <w:t>QR-Code-Scan</w:t>
+      </w:r>
+    </w:p>
+    <w:p>
+      <w:pPr>
+        <w:pStyle w:val="Listenabsatz"/>
+        <w:numPr>
+          <w:ilvl w:val="1"/>
+          <w:numId w:val="23"/>
+        </w:numPr>
+        <w:rPr>
+          <w:b/>
+          <w:bCs/>
+        </w:rPr>
+      </w:pPr>
+      <w:r>
+        <w:rPr>
+          <w:b/>
+          <w:bCs/>
+        </w:rPr>
+        <w:t>Hochladen von Video/Fotomaterial</w:t>
+      </w:r>
+    </w:p>
+    <w:p>
+      <w:pPr>
+        <w:pStyle w:val="Listenabsatz"/>
+        <w:numPr>
+          <w:ilvl w:val="1"/>
+          <w:numId w:val="23"/>
+        </w:numPr>
+        <w:rPr>
+          <w:b/>
+          <w:bCs/>
+        </w:rPr>
+      </w:pPr>
+      <w:r>
+        <w:rPr>
+          <w:b/>
+          <w:bCs/>
+        </w:rPr>
+        <w:t>Benutzerinteraktion mit Video/Fotomaterial</w:t>
+      </w:r>
+    </w:p>
+    <w:p>
+      <w:pPr>
+        <w:pStyle w:val="Listenabsatz"/>
+        <w:numPr>
+          <w:ilvl w:val="0"/>
+          <w:numId w:val="23"/>
+        </w:numPr>
+        <w:rPr>
+          <w:b/>
+          <w:bCs/>
+        </w:rPr>
+      </w:pPr>
+      <w:r>
+        <w:rPr>
+          <w:b/>
+          <w:bCs/>
+        </w:rPr>
+        <w:t>Feinschliff mit Agilen Methoden, kontinuierliche Verbesserungen in mehreren Phasen</w:t>
+      </w:r>
+    </w:p>
+    <w:p>
+      <w:pPr>
+        <w:pStyle w:val="Untertitel"/>
+      </w:pPr>
+      <w:r>
+        <w:t>Arbeitspakete</w:t>
+      </w:r>
+      <w:r>
+        <w:t xml:space="preserve"> und Aufteilung</w:t>
+      </w:r>
+    </w:p>
+    <w:p>
+      <w:pPr>
+        <w:pStyle w:val="Listenabsatz"/>
+        <w:numPr>
+          <w:ilvl w:val="0"/>
+          <w:numId w:val="2"/>
+        </w:numPr>
+      </w:pPr>
+      <w:r>
+        <w:t>Server (Backend)</w:t>
+      </w:r>
+    </w:p>
+    <w:p>
+      <w:pPr>
+        <w:pStyle w:val="Listenabsatz"/>
+        <w:numPr>
+          <w:ilvl w:val="0"/>
+          <w:numId w:val="2"/>
+        </w:numPr>
+      </w:pPr>
+      <w:r>
+        <w:t>Datenbank (Backend)</w:t>
+      </w:r>
+    </w:p>
+    <w:p>
+      <w:pPr>
+        <w:pStyle w:val="Listenabsatz"/>
+        <w:numPr>
+          <w:ilvl w:val="0"/>
+          <w:numId w:val="2"/>
+        </w:numPr>
+      </w:pPr>
+      <w:r>
+        <w:t>UI (Frontend)</w:t>
+      </w:r>
+    </w:p>
+    <w:p>
+      <w:pPr>
+        <w:pStyle w:val="Listenabsatz"/>
+        <w:numPr>
+          <w:ilvl w:val="0"/>
+          <w:numId w:val="2"/>
+        </w:numPr>
+      </w:pPr>
+      <w:r>
+        <w:t>QR-Code-Scan (Frontend)</w:t>
+      </w:r>
+    </w:p>
+    <w:p>
+      <w:pPr>
+        <w:pStyle w:val="Listenabsatz"/>
+        <w:numPr>
+          <w:ilvl w:val="0"/>
+          <w:numId w:val="2"/>
+        </w:numPr>
+      </w:pPr>
+      <w:r>
+        <w:t>Geschäftslogik (Backend)</w:t>
+      </w:r>
+    </w:p>
+    <w:p>
+      <w:r>
+        <w:t>Pierre wird sich auf das Frontend konzentrieren währen Martin eher auf das Backend fokussiert ist. Natürlich wird sich untereinander ausgeholfen, sodass wir hier keine strikte Trennung vornehmen.</w:t>
+      </w:r>
+    </w:p>
+    <w:p>
+      <w:pPr>
+        <w:pStyle w:val="Untertitel"/>
+      </w:pPr>
+    </w:p>
+    <w:p>
+      <w:pPr>
+        <w:pStyle w:val="Untertitel"/>
+      </w:pPr>
+      <w:r>
+        <w:t>Milestones</w:t>
+      </w:r>
+    </w:p>
+    <w:p>
+      <w:pPr>
+        <w:pStyle w:val="Listenabsatz"/>
+        <w:numPr>
+          <w:ilvl w:val="0"/>
+          <w:numId w:val="2"/>
+        </w:numPr>
+        <w:rPr>
+          <w:b/>
+          <w:bCs/>
+        </w:rPr>
+      </w:pPr>
+      <w:r>
+        <w:t xml:space="preserve">Bis KW 24: </w:t>
+      </w:r>
+    </w:p>
+    <w:p>
+      <w:pPr>
+        <w:pStyle w:val="Listenabsatz"/>
+        <w:numPr>
+          <w:ilvl w:val="1"/>
+          <w:numId w:val="26"/>
+        </w:numPr>
+        <w:rPr>
+          <w:b/>
+          <w:bCs/>
+        </w:rPr>
+      </w:pPr>
+      <w:r>
+        <w:t xml:space="preserve">Datenbank entworfen, implementiert und mit </w:t>
+      </w:r>
+      <w:r>
+        <w:t>Mock Daten</w:t>
+      </w:r>
+      <w:r>
+        <w:t xml:space="preserve"> befüllt</w:t>
+      </w:r>
+      <w:r>
+        <w:t xml:space="preserve"> </w:t>
+      </w:r>
+    </w:p>
+    <w:p>
+      <w:pPr>
+        <w:pStyle w:val="Listenabsatz"/>
+        <w:numPr>
+          <w:ilvl w:val="1"/>
+          <w:numId w:val="26"/>
+        </w:numPr>
+        <w:rPr>
+          <w:b/>
+          <w:bCs/>
+        </w:rPr>
+      </w:pPr>
+      <w:r>
+        <w:t>Registrierung</w:t>
+      </w:r>
+      <w:r>
+        <w:t xml:space="preserve"> und Anmeldung möglich</w:t>
+      </w:r>
+    </w:p>
+    <w:p>
+      <w:pPr>
+        <w:pStyle w:val="Listenabsatz"/>
+        <w:numPr>
+          <w:ilvl w:val="0"/>
+          <w:numId w:val="2"/>
+        </w:numPr>
+        <w:rPr>
+          <w:b/>
+          <w:bCs/>
+        </w:rPr>
+      </w:pPr>
+      <w:r>
+        <w:t xml:space="preserve">Bis KW 25: </w:t>
+      </w:r>
+      <w:proofErr w:type="gramStart"/>
+      <w:r>
+        <w:t>UI Ansichten</w:t>
+      </w:r>
+      <w:proofErr w:type="gramEnd"/>
+      <w:r>
+        <w:t xml:space="preserve"> entworfen und implementiert</w:t>
+      </w:r>
+    </w:p>
+    <w:p>
+      <w:pPr>
+        <w:pStyle w:val="Listenabsatz"/>
+        <w:numPr>
+          <w:ilvl w:val="0"/>
+          <w:numId w:val="2"/>
+        </w:numPr>
+        <w:rPr>
+          <w:b/>
+          <w:bCs/>
+        </w:rPr>
+      </w:pPr>
+      <w:r>
+        <w:t xml:space="preserve">Bis KW 26: </w:t>
+      </w:r>
+      <w:r>
+        <w:t>Server entwickelt</w:t>
+      </w:r>
+    </w:p>
+    <w:p>
+      <w:pPr>
+        <w:pStyle w:val="Listenabsatz"/>
+        <w:numPr>
+          <w:ilvl w:val="0"/>
+          <w:numId w:val="2"/>
+        </w:numPr>
+        <w:rPr>
+          <w:b/>
+          <w:bCs/>
+        </w:rPr>
+      </w:pPr>
+      <w:r>
+        <w:t xml:space="preserve">Bis KW 27: </w:t>
+      </w:r>
+    </w:p>
+    <w:p>
+      <w:pPr>
+        <w:pStyle w:val="Listenabsatz"/>
+        <w:numPr>
+          <w:ilvl w:val="1"/>
+          <w:numId w:val="27"/>
+        </w:numPr>
+        <w:rPr>
+          <w:b/>
+          <w:bCs/>
+        </w:rPr>
+      </w:pPr>
+      <w:r>
+        <w:t>Anbindung von Server und Datenbank an UI</w:t>
+      </w:r>
+    </w:p>
+    <w:p>
+      <w:pPr>
+        <w:pStyle w:val="Listenabsatz"/>
+        <w:numPr>
+          <w:ilvl w:val="1"/>
+          <w:numId w:val="27"/>
+        </w:numPr>
+        <w:rPr>
+          <w:b/>
+          <w:bCs/>
+        </w:rPr>
+      </w:pPr>
+      <w:r>
+        <w:t xml:space="preserve"> </w:t>
+      </w:r>
+      <w:r>
+        <w:t>QR-Code-Scan funktioniert und ordnet Spiele in der Datenbank richtig zu</w:t>
+      </w:r>
+    </w:p>
+    <w:p>
+      <w:pPr>
+        <w:pStyle w:val="Untertitel"/>
+      </w:pPr>
+      <w:r>
+        <w:t>Ausblick</w:t>
+      </w:r>
+    </w:p>
+    <w:p>
+      <w:r>
+        <w:rPr>
+          <w:noProof/>
+        </w:rPr>
+        <w:drawing>
+          <wp:anchor distT="0" distB="0" distL="114300" distR="114300" simplePos="0" relativeHeight="251659264" behindDoc="0" locked="0" layoutInCell="1" allowOverlap="1" wp14:anchorId="005FE1B6" wp14:editId="0A668CD1">
+            <wp:simplePos x="0" y="0"/>
+            <wp:positionH relativeFrom="column">
+              <wp:posOffset>3432283</wp:posOffset>
+            </wp:positionH>
+            <wp:positionV relativeFrom="paragraph">
+              <wp:posOffset>616801</wp:posOffset>
+            </wp:positionV>
+            <wp:extent cx="408214" cy="484322"/>
+            <wp:effectExtent l="0" t="0" r="0" b="0"/>
+            <wp:wrapSquare wrapText="bothSides"/>
+            <wp:docPr id="1732746964" name="Grafik 4" descr="Ein Bild, das Text, Logo, Symbol, Schrift enthält.&#10;&#10;KI-generierte Inhalte können fehlerhaft sein."/>
+            <wp:cNvGraphicFramePr>
+              <a:graphicFrameLocks xmlns:a="http://schemas.openxmlformats.org/drawingml/2006/main" noChangeAspect="1"/>
+            </wp:cNvGraphicFramePr>
+            <a:graphic xmlns:a="http://schemas.openxmlformats.org/drawingml/2006/main">
+              <a:graphicData uri="http://schemas.openxmlformats.org/drawingml/2006/picture">
+                <pic:pic xmlns:pic="http://schemas.openxmlformats.org/drawingml/2006/picture">
+                  <pic:nvPicPr>
+                    <pic:cNvPr id="1732746964" name="Grafik 4" descr="Ein Bild, das Text, Logo, Symbol, Schrift enthält.&#10;&#10;KI-generierte Inhalte können fehlerhaft sein."/>
+                    <pic:cNvPicPr>
+                      <a:picLocks noChangeAspect="1" noChangeArrowheads="1"/>
+                    </pic:cNvPicPr>
+                  </pic:nvPicPr>
+                  <pic:blipFill>
+                    <a:blip r:embed="rId10" cstate="print">
+                      <a:extLst>
+                        <a:ext uri="{28A0092B-C50C-407E-A947-70E740481C1C}">
+                          <a14:useLocalDpi xmlns:a14="http://schemas.microsoft.com/office/drawing/2010/main" val="0"/>
+                        </a:ext>
+                      </a:extLst>
+                    </a:blip>
+                    <a:srcRect/>
+                    <a:stretch>
+                      <a:fillRect/>
+                    </a:stretch>
+                  </pic:blipFill>
+                  <pic:spPr bwMode="auto">
+                    <a:xfrm>
+                      <a:off x="0" y="0"/>
+                      <a:ext cx="408214" cy="484322"/>
+                    </a:xfrm>
+                    <a:prstGeom prst="rect">
+                      <a:avLst/>
+                    </a:prstGeom>
+                    <a:noFill/>
+                    <a:ln>
+                      <a:noFill/>
+                    </a:ln>
+                  </pic:spPr>
+                </pic:pic>
+              </a:graphicData>
+            </a:graphic>
+            <wp14:sizeRelH relativeFrom="page">
+              <wp14:pctWidth>0</wp14:pctWidth>
+            </wp14:sizeRelH>
+            <wp14:sizeRelV relativeFrom="page">
+              <wp14:pctHeight>0</wp14:pctHeight>
+            </wp14:sizeRelV>
+          </wp:anchor>
+        </w:drawing>
+      </w:r>
+      <w:r>
         <w:t xml:space="preserve">Die App könnte um eine Ansicht der Mannschaft zum jeweiligen Spiel erweitert werden um ihren Status als Companion-App </w:t>
       </w:r>
       <w:r>
@@ -1339,9 +1519,9 @@
       </w:r>
     </w:p>
     <w:sectPr>
-      <w:headerReference w:type="even" r:id="rId9"/>
-      <w:headerReference w:type="default" r:id="rId10"/>
-      <w:headerReference w:type="first" r:id="rId11"/>
+      <w:headerReference w:type="even" r:id="rId11"/>
+      <w:headerReference w:type="default" r:id="rId12"/>
+      <w:headerReference w:type="first" r:id="rId13"/>
       <w:pgSz w:w="16838" w:h="11906" w:orient="landscape"/>
       <w:pgMar w:top="1440" w:right="1440" w:bottom="1440" w:left="1440" w:header="708" w:footer="708" w:gutter="0"/>
       <w:cols w:num="2" w:space="708"/>

--- a/Info/Oetter_Tivoli_Fan_Moments_Skizze.docx
+++ b/Info/Oetter_Tivoli_Fan_Moments_Skizze.docx
@@ -4,7 +4,7 @@
   <w:body>
     <w:p>
       <w:pPr>
-        <w:pStyle w:val="Listenabsatz"/>
+        <w:pStyle w:val="ListParagraph"/>
         <w:numPr>
           <w:ilvl w:val="0"/>
           <w:numId w:val="24"/>
@@ -35,7 +35,7 @@
     </w:p>
     <w:p>
       <w:pPr>
-        <w:pStyle w:val="Listenabsatz"/>
+        <w:pStyle w:val="ListParagraph"/>
         <w:numPr>
           <w:ilvl w:val="0"/>
           <w:numId w:val="2"/>
@@ -64,7 +64,7 @@
     </w:p>
     <w:p>
       <w:pPr>
-        <w:pStyle w:val="Listenabsatz"/>
+        <w:pStyle w:val="ListParagraph"/>
         <w:numPr>
           <w:ilvl w:val="0"/>
           <w:numId w:val="2"/>
@@ -96,7 +96,7 @@
     </w:p>
     <w:p>
       <w:pPr>
-        <w:pStyle w:val="Listenabsatz"/>
+        <w:pStyle w:val="ListParagraph"/>
         <w:numPr>
           <w:ilvl w:val="0"/>
           <w:numId w:val="24"/>
@@ -106,7 +106,6 @@
           <w:bCs/>
         </w:rPr>
       </w:pPr>
-      <w:proofErr w:type="spellStart"/>
       <w:r>
         <w:rPr>
           <w:b/>
@@ -114,11 +113,10 @@
         </w:rPr>
         <w:t>Git</w:t>
       </w:r>
-      <w:proofErr w:type="spellEnd"/>
-    </w:p>
-    <w:p>
-      <w:pPr>
-        <w:pStyle w:val="Listenabsatz"/>
+    </w:p>
+    <w:p>
+      <w:pPr>
+        <w:pStyle w:val="ListParagraph"/>
         <w:numPr>
           <w:ilvl w:val="0"/>
           <w:numId w:val="2"/>
@@ -166,7 +164,7 @@
     </w:p>
     <w:p>
       <w:pPr>
-        <w:pStyle w:val="Untertitel"/>
+        <w:pStyle w:val="Subtitle"/>
       </w:pPr>
       <w:r>
         <w:t>Thema und Ziel der App</w:t>
@@ -179,7 +177,7 @@
     </w:p>
     <w:p>
       <w:pPr>
-        <w:pStyle w:val="Untertitel"/>
+        <w:pStyle w:val="Subtitle"/>
       </w:pPr>
       <w:r>
         <w:t>Anwendungsfälle und</w:t>
@@ -208,7 +206,7 @@
     </w:p>
     <w:p>
       <w:pPr>
-        <w:pStyle w:val="Listenabsatz"/>
+        <w:pStyle w:val="ListParagraph"/>
         <w:numPr>
           <w:ilvl w:val="0"/>
           <w:numId w:val="2"/>
@@ -220,7 +218,7 @@
     </w:p>
     <w:p>
       <w:pPr>
-        <w:pStyle w:val="Listenabsatz"/>
+        <w:pStyle w:val="ListParagraph"/>
         <w:numPr>
           <w:ilvl w:val="0"/>
           <w:numId w:val="2"/>
@@ -232,7 +230,7 @@
     </w:p>
     <w:p>
       <w:pPr>
-        <w:pStyle w:val="Listenabsatz"/>
+        <w:pStyle w:val="ListParagraph"/>
         <w:numPr>
           <w:ilvl w:val="0"/>
           <w:numId w:val="2"/>
@@ -244,7 +242,7 @@
     </w:p>
     <w:p>
       <w:pPr>
-        <w:pStyle w:val="Listenabsatz"/>
+        <w:pStyle w:val="ListParagraph"/>
         <w:numPr>
           <w:ilvl w:val="0"/>
           <w:numId w:val="2"/>
@@ -271,12 +269,12 @@
     </w:p>
     <w:p>
       <w:pPr>
-        <w:pStyle w:val="Listenabsatz"/>
-      </w:pPr>
-    </w:p>
-    <w:p>
-      <w:pPr>
-        <w:pStyle w:val="Listenabsatz"/>
+        <w:pStyle w:val="ListParagraph"/>
+      </w:pPr>
+    </w:p>
+    <w:p>
+      <w:pPr>
+        <w:pStyle w:val="ListParagraph"/>
         <w:numPr>
           <w:ilvl w:val="0"/>
           <w:numId w:val="2"/>
@@ -370,7 +368,7 @@
     </w:p>
     <w:p>
       <w:pPr>
-        <w:pStyle w:val="Listenabsatz"/>
+        <w:pStyle w:val="ListParagraph"/>
         <w:numPr>
           <w:ilvl w:val="0"/>
           <w:numId w:val="2"/>
@@ -420,7 +418,7 @@
     </w:p>
     <w:p>
       <w:pPr>
-        <w:pStyle w:val="Listenabsatz"/>
+        <w:pStyle w:val="ListParagraph"/>
         <w:numPr>
           <w:ilvl w:val="0"/>
           <w:numId w:val="2"/>
@@ -432,7 +430,7 @@
     </w:p>
     <w:p>
       <w:pPr>
-        <w:pStyle w:val="Listenabsatz"/>
+        <w:pStyle w:val="ListParagraph"/>
         <w:numPr>
           <w:ilvl w:val="0"/>
           <w:numId w:val="2"/>
@@ -447,19 +445,27 @@
     </w:p>
     <w:p>
       <w:pPr>
-        <w:pStyle w:val="Listenabsatz"/>
+        <w:pStyle w:val="ListParagraph"/>
         <w:numPr>
           <w:ilvl w:val="0"/>
           <w:numId w:val="2"/>
         </w:numPr>
       </w:pPr>
       <w:r>
-        <w:t>Die App muss über einen Server die Videos, Fotos und Interaktionen der Fans abspeichern und ausspielen können.</w:t>
-      </w:r>
-    </w:p>
-    <w:p>
-      <w:pPr>
-        <w:pStyle w:val="Listenabsatz"/>
+        <w:t xml:space="preserve">Die App muss die Interaktionen der Fans lokal erfassen und ausspielen können, während Fotos und Videos in </w:t>
+      </w:r>
+      <w:proofErr w:type="spellStart"/>
+      <w:r>
+        <w:t>Supabase</w:t>
+      </w:r>
+      <w:proofErr w:type="spellEnd"/>
+      <w:r>
+        <w:t xml:space="preserve"> gespeichert und direkt von dort heruntergeladen und abgespielt werden.</w:t>
+      </w:r>
+    </w:p>
+    <w:p>
+      <w:pPr>
+        <w:pStyle w:val="ListParagraph"/>
         <w:numPr>
           <w:ilvl w:val="0"/>
           <w:numId w:val="2"/>
@@ -471,7 +477,7 @@
     </w:p>
     <w:p>
       <w:pPr>
-        <w:pStyle w:val="Listenabsatz"/>
+        <w:pStyle w:val="ListParagraph"/>
         <w:numPr>
           <w:ilvl w:val="0"/>
           <w:numId w:val="2"/>
@@ -483,7 +489,7 @@
     </w:p>
     <w:p>
       <w:pPr>
-        <w:pStyle w:val="Listenabsatz"/>
+        <w:pStyle w:val="ListParagraph"/>
         <w:numPr>
           <w:ilvl w:val="0"/>
           <w:numId w:val="2"/>
@@ -511,7 +517,7 @@
     </w:p>
     <w:p>
       <w:pPr>
-        <w:pStyle w:val="Listenabsatz"/>
+        <w:pStyle w:val="ListParagraph"/>
         <w:numPr>
           <w:ilvl w:val="0"/>
           <w:numId w:val="2"/>
@@ -523,7 +529,7 @@
     </w:p>
     <w:p>
       <w:pPr>
-        <w:pStyle w:val="Listenabsatz"/>
+        <w:pStyle w:val="ListParagraph"/>
         <w:numPr>
           <w:ilvl w:val="0"/>
           <w:numId w:val="2"/>
@@ -538,7 +544,7 @@
     </w:p>
     <w:p>
       <w:pPr>
-        <w:pStyle w:val="Listenabsatz"/>
+        <w:pStyle w:val="ListParagraph"/>
         <w:numPr>
           <w:ilvl w:val="0"/>
           <w:numId w:val="2"/>
@@ -550,7 +556,7 @@
     </w:p>
     <w:p>
       <w:pPr>
-        <w:pStyle w:val="Listenabsatz"/>
+        <w:pStyle w:val="ListParagraph"/>
         <w:numPr>
           <w:ilvl w:val="0"/>
           <w:numId w:val="2"/>
@@ -578,7 +584,7 @@
     </w:p>
     <w:p>
       <w:pPr>
-        <w:pStyle w:val="Untertitel"/>
+        <w:pStyle w:val="Subtitle"/>
       </w:pPr>
       <w:r>
         <w:lastRenderedPageBreak/>
@@ -749,7 +755,7 @@
     </w:p>
     <w:p>
       <w:pPr>
-        <w:pStyle w:val="Untertitel"/>
+        <w:pStyle w:val="Subtitle"/>
       </w:pPr>
       <w:r>
         <w:rPr>
@@ -852,7 +858,7 @@
     </w:p>
     <w:p>
       <w:pPr>
-        <w:pStyle w:val="Untertitel"/>
+        <w:pStyle w:val="Subtitle"/>
       </w:pPr>
       <w:r>
         <w:lastRenderedPageBreak/>
@@ -861,7 +867,7 @@
     </w:p>
     <w:p>
       <w:pPr>
-        <w:pStyle w:val="Listenabsatz"/>
+        <w:pStyle w:val="ListParagraph"/>
         <w:numPr>
           <w:ilvl w:val="0"/>
           <w:numId w:val="23"/>
@@ -881,7 +887,7 @@
     </w:p>
     <w:p>
       <w:pPr>
-        <w:pStyle w:val="Listenabsatz"/>
+        <w:pStyle w:val="ListParagraph"/>
         <w:numPr>
           <w:ilvl w:val="0"/>
           <w:numId w:val="23"/>
@@ -917,7 +923,7 @@
     </w:p>
     <w:p>
       <w:pPr>
-        <w:pStyle w:val="Listenabsatz"/>
+        <w:pStyle w:val="ListParagraph"/>
         <w:numPr>
           <w:ilvl w:val="0"/>
           <w:numId w:val="23"/>
@@ -937,7 +943,7 @@
     </w:p>
     <w:p>
       <w:pPr>
-        <w:pStyle w:val="Listenabsatz"/>
+        <w:pStyle w:val="ListParagraph"/>
         <w:numPr>
           <w:ilvl w:val="1"/>
           <w:numId w:val="23"/>
@@ -957,7 +963,7 @@
     </w:p>
     <w:p>
       <w:pPr>
-        <w:pStyle w:val="Listenabsatz"/>
+        <w:pStyle w:val="ListParagraph"/>
         <w:numPr>
           <w:ilvl w:val="1"/>
           <w:numId w:val="23"/>
@@ -979,7 +985,7 @@
     </w:p>
     <w:p>
       <w:pPr>
-        <w:pStyle w:val="Listenabsatz"/>
+        <w:pStyle w:val="ListParagraph"/>
         <w:numPr>
           <w:ilvl w:val="1"/>
           <w:numId w:val="23"/>
@@ -999,7 +1005,7 @@
     </w:p>
     <w:p>
       <w:pPr>
-        <w:pStyle w:val="Listenabsatz"/>
+        <w:pStyle w:val="ListParagraph"/>
         <w:numPr>
           <w:ilvl w:val="1"/>
           <w:numId w:val="23"/>
@@ -1019,7 +1025,7 @@
     </w:p>
     <w:p>
       <w:pPr>
-        <w:pStyle w:val="Listenabsatz"/>
+        <w:pStyle w:val="ListParagraph"/>
         <w:numPr>
           <w:ilvl w:val="1"/>
           <w:numId w:val="23"/>
@@ -1039,7 +1045,7 @@
     </w:p>
     <w:p>
       <w:pPr>
-        <w:pStyle w:val="Listenabsatz"/>
+        <w:pStyle w:val="ListParagraph"/>
         <w:numPr>
           <w:ilvl w:val="0"/>
           <w:numId w:val="23"/>
@@ -1059,7 +1065,7 @@
     </w:p>
     <w:p>
       <w:pPr>
-        <w:pStyle w:val="Listenabsatz"/>
+        <w:pStyle w:val="ListParagraph"/>
         <w:numPr>
           <w:ilvl w:val="1"/>
           <w:numId w:val="23"/>
@@ -1079,7 +1085,7 @@
     </w:p>
     <w:p>
       <w:pPr>
-        <w:pStyle w:val="Listenabsatz"/>
+        <w:pStyle w:val="ListParagraph"/>
         <w:numPr>
           <w:ilvl w:val="1"/>
           <w:numId w:val="23"/>
@@ -1099,7 +1105,7 @@
     </w:p>
     <w:p>
       <w:pPr>
-        <w:pStyle w:val="Listenabsatz"/>
+        <w:pStyle w:val="ListParagraph"/>
         <w:numPr>
           <w:ilvl w:val="1"/>
           <w:numId w:val="23"/>
@@ -1119,7 +1125,7 @@
     </w:p>
     <w:p>
       <w:pPr>
-        <w:pStyle w:val="Listenabsatz"/>
+        <w:pStyle w:val="ListParagraph"/>
         <w:numPr>
           <w:ilvl w:val="1"/>
           <w:numId w:val="23"/>
@@ -1139,7 +1145,7 @@
     </w:p>
     <w:p>
       <w:pPr>
-        <w:pStyle w:val="Listenabsatz"/>
+        <w:pStyle w:val="ListParagraph"/>
         <w:numPr>
           <w:ilvl w:val="1"/>
           <w:numId w:val="23"/>
@@ -1159,7 +1165,7 @@
     </w:p>
     <w:p>
       <w:pPr>
-        <w:pStyle w:val="Listenabsatz"/>
+        <w:pStyle w:val="ListParagraph"/>
         <w:numPr>
           <w:ilvl w:val="0"/>
           <w:numId w:val="23"/>
@@ -1179,7 +1185,7 @@
     </w:p>
     <w:p>
       <w:pPr>
-        <w:pStyle w:val="Untertitel"/>
+        <w:pStyle w:val="Subtitle"/>
       </w:pPr>
       <w:r>
         <w:t>Arbeitspakete</w:t>
@@ -1190,7 +1196,7 @@
     </w:p>
     <w:p>
       <w:pPr>
-        <w:pStyle w:val="Listenabsatz"/>
+        <w:pStyle w:val="ListParagraph"/>
         <w:numPr>
           <w:ilvl w:val="0"/>
           <w:numId w:val="2"/>
@@ -1202,7 +1208,7 @@
     </w:p>
     <w:p>
       <w:pPr>
-        <w:pStyle w:val="Listenabsatz"/>
+        <w:pStyle w:val="ListParagraph"/>
         <w:numPr>
           <w:ilvl w:val="0"/>
           <w:numId w:val="2"/>
@@ -1214,7 +1220,7 @@
     </w:p>
     <w:p>
       <w:pPr>
-        <w:pStyle w:val="Listenabsatz"/>
+        <w:pStyle w:val="ListParagraph"/>
         <w:numPr>
           <w:ilvl w:val="0"/>
           <w:numId w:val="2"/>
@@ -1226,7 +1232,7 @@
     </w:p>
     <w:p>
       <w:pPr>
-        <w:pStyle w:val="Listenabsatz"/>
+        <w:pStyle w:val="ListParagraph"/>
         <w:numPr>
           <w:ilvl w:val="0"/>
           <w:numId w:val="2"/>
@@ -1238,7 +1244,7 @@
     </w:p>
     <w:p>
       <w:pPr>
-        <w:pStyle w:val="Listenabsatz"/>
+        <w:pStyle w:val="ListParagraph"/>
         <w:numPr>
           <w:ilvl w:val="0"/>
           <w:numId w:val="2"/>
@@ -1255,12 +1261,12 @@
     </w:p>
     <w:p>
       <w:pPr>
-        <w:pStyle w:val="Untertitel"/>
-      </w:pPr>
-    </w:p>
-    <w:p>
-      <w:pPr>
-        <w:pStyle w:val="Untertitel"/>
+        <w:pStyle w:val="Subtitle"/>
+      </w:pPr>
+    </w:p>
+    <w:p>
+      <w:pPr>
+        <w:pStyle w:val="Subtitle"/>
       </w:pPr>
       <w:r>
         <w:t>Milestones</w:t>
@@ -1268,7 +1274,7 @@
     </w:p>
     <w:p>
       <w:pPr>
-        <w:pStyle w:val="Listenabsatz"/>
+        <w:pStyle w:val="ListParagraph"/>
         <w:numPr>
           <w:ilvl w:val="0"/>
           <w:numId w:val="2"/>
@@ -1284,7 +1290,7 @@
     </w:p>
     <w:p>
       <w:pPr>
-        <w:pStyle w:val="Listenabsatz"/>
+        <w:pStyle w:val="ListParagraph"/>
         <w:numPr>
           <w:ilvl w:val="1"/>
           <w:numId w:val="26"/>
@@ -1309,7 +1315,7 @@
     </w:p>
     <w:p>
       <w:pPr>
-        <w:pStyle w:val="Listenabsatz"/>
+        <w:pStyle w:val="ListParagraph"/>
         <w:numPr>
           <w:ilvl w:val="1"/>
           <w:numId w:val="26"/>
@@ -1328,7 +1334,7 @@
     </w:p>
     <w:p>
       <w:pPr>
-        <w:pStyle w:val="Listenabsatz"/>
+        <w:pStyle w:val="ListParagraph"/>
         <w:numPr>
           <w:ilvl w:val="0"/>
           <w:numId w:val="2"/>
@@ -1341,18 +1347,13 @@
       <w:r>
         <w:t xml:space="preserve">Bis KW 25: </w:t>
       </w:r>
-      <w:proofErr w:type="gramStart"/>
-      <w:r>
-        <w:t>UI Ansichten</w:t>
-      </w:r>
-      <w:proofErr w:type="gramEnd"/>
-      <w:r>
-        <w:t xml:space="preserve"> entworfen und implementiert</w:t>
-      </w:r>
-    </w:p>
-    <w:p>
-      <w:pPr>
-        <w:pStyle w:val="Listenabsatz"/>
+      <w:r>
+        <w:t>UI Ansichten entworfen und implementiert</w:t>
+      </w:r>
+    </w:p>
+    <w:p>
+      <w:pPr>
+        <w:pStyle w:val="ListParagraph"/>
         <w:numPr>
           <w:ilvl w:val="0"/>
           <w:numId w:val="2"/>
@@ -1371,7 +1372,7 @@
     </w:p>
     <w:p>
       <w:pPr>
-        <w:pStyle w:val="Listenabsatz"/>
+        <w:pStyle w:val="ListParagraph"/>
         <w:numPr>
           <w:ilvl w:val="0"/>
           <w:numId w:val="2"/>
@@ -1387,7 +1388,7 @@
     </w:p>
     <w:p>
       <w:pPr>
-        <w:pStyle w:val="Listenabsatz"/>
+        <w:pStyle w:val="ListParagraph"/>
         <w:numPr>
           <w:ilvl w:val="1"/>
           <w:numId w:val="27"/>
@@ -1403,7 +1404,7 @@
     </w:p>
     <w:p>
       <w:pPr>
-        <w:pStyle w:val="Listenabsatz"/>
+        <w:pStyle w:val="ListParagraph"/>
         <w:numPr>
           <w:ilvl w:val="1"/>
           <w:numId w:val="27"/>
@@ -1422,7 +1423,7 @@
     </w:p>
     <w:p>
       <w:pPr>
-        <w:pStyle w:val="Untertitel"/>
+        <w:pStyle w:val="Subtitle"/>
       </w:pPr>
       <w:r>
         <w:t>Ausblick</w:t>
@@ -1434,7 +1435,7 @@
           <w:noProof/>
         </w:rPr>
         <w:drawing>
-          <wp:anchor distT="0" distB="0" distL="114300" distR="114300" simplePos="0" relativeHeight="251659264" behindDoc="0" locked="0" layoutInCell="1" allowOverlap="1" wp14:anchorId="005FE1B6" wp14:editId="0A668CD1">
+          <wp:anchor distT="0" distB="0" distL="114300" distR="114300" simplePos="0" relativeHeight="251659264" behindDoc="0" locked="0" layoutInCell="1" allowOverlap="1" wp14:anchorId="005FE1B6" wp14:editId="4E878B54">
             <wp:simplePos x="0" y="0"/>
             <wp:positionH relativeFrom="column">
               <wp:posOffset>3432283</wp:posOffset>
@@ -1585,7 +1586,7 @@
 <w:hdr xmlns:wpc="http://schemas.microsoft.com/office/word/2010/wordprocessingCanvas" xmlns:cx="http://schemas.microsoft.com/office/drawing/2014/chartex" xmlns:cx1="http://schemas.microsoft.com/office/drawing/2015/9/8/chartex" xmlns:cx2="http://schemas.microsoft.com/office/drawing/2015/10/21/chartex" xmlns:cx3="http://schemas.microsoft.com/office/drawing/2016/5/9/chartex" xmlns:cx4="http://schemas.microsoft.com/office/drawing/2016/5/10/chartex" xmlns:cx5="http://schemas.microsoft.com/office/drawing/2016/5/11/chartex" xmlns:cx6="http://schemas.microsoft.com/office/drawing/2016/5/12/chartex" xmlns:cx7="http://schemas.microsoft.com/office/drawing/2016/5/13/chartex" xmlns:cx8="http://schemas.microsoft.com/office/drawing/2016/5/14/chartex" xmlns:mc="http://schemas.openxmlformats.org/markup-compatibility/2006" xmlns:aink="http://schemas.microsoft.com/office/drawing/2016/ink" xmlns:am3d="http://schemas.microsoft.com/office/drawing/2017/model3d" xmlns:o="urn:schemas-microsoft-com:office:office" xmlns:oel="http://schemas.microsoft.com/office/2019/extlst" xmlns:r="http://schemas.openxmlformats.org/officeDocument/2006/relationships" xmlns:m="http://schemas.openxmlformats.org/officeDocument/2006/math" xmlns:v="urn:schemas-microsoft-com:vml" xmlns:wp14="http://schemas.microsoft.com/office/word/2010/wordprocessingDrawing" xmlns:wp="http://schemas.openxmlformats.org/drawingml/2006/wordprocessingDrawing" xmlns:w10="urn:schemas-microsoft-com:office:word" xmlns:w="http://schemas.openxmlformats.org/wordprocessingml/2006/main" xmlns:w14="http://schemas.microsoft.com/office/word/2010/wordml" xmlns:w15="http://schemas.microsoft.com/office/word/2012/wordml" xmlns:w16cex="http://schemas.microsoft.com/office/word/2018/wordml/cex" xmlns:w16cid="http://schemas.microsoft.com/office/word/2016/wordml/cid" xmlns:w16="http://schemas.microsoft.com/office/word/2018/wordml" xmlns:w16du="http://schemas.microsoft.com/office/word/2023/wordml/word16du" xmlns:w16sdtdh="http://schemas.microsoft.com/office/word/2020/wordml/sdtdatahash" xmlns:w16sdtfl="http://schemas.microsoft.com/office/word/2024/wordml/sdtformatlock" xmlns:w16se="http://schemas.microsoft.com/office/word/2015/wordml/symex" xmlns:wpg="http://schemas.microsoft.com/office/word/2010/wordprocessingGroup" xmlns:wpi="http://schemas.microsoft.com/office/word/2010/wordprocessingInk" xmlns:wne="http://schemas.microsoft.com/office/word/2006/wordml" xmlns:wps="http://schemas.microsoft.com/office/word/2010/wordprocessingShape" mc:Ignorable="w14 w15 w16se w16cid w16 w16cex w16sdtdh w16sdtfl w16du wp14">
   <w:p>
     <w:pPr>
-      <w:pStyle w:val="Kopfzeile"/>
+      <w:pStyle w:val="Header"/>
     </w:pPr>
     <w:r>
       <w:rPr>
@@ -1715,7 +1716,7 @@
 <w:hdr xmlns:wpc="http://schemas.microsoft.com/office/word/2010/wordprocessingCanvas" xmlns:cx="http://schemas.microsoft.com/office/drawing/2014/chartex" xmlns:cx1="http://schemas.microsoft.com/office/drawing/2015/9/8/chartex" xmlns:cx2="http://schemas.microsoft.com/office/drawing/2015/10/21/chartex" xmlns:cx3="http://schemas.microsoft.com/office/drawing/2016/5/9/chartex" xmlns:cx4="http://schemas.microsoft.com/office/drawing/2016/5/10/chartex" xmlns:cx5="http://schemas.microsoft.com/office/drawing/2016/5/11/chartex" xmlns:cx6="http://schemas.microsoft.com/office/drawing/2016/5/12/chartex" xmlns:cx7="http://schemas.microsoft.com/office/drawing/2016/5/13/chartex" xmlns:cx8="http://schemas.microsoft.com/office/drawing/2016/5/14/chartex" xmlns:mc="http://schemas.openxmlformats.org/markup-compatibility/2006" xmlns:aink="http://schemas.microsoft.com/office/drawing/2016/ink" xmlns:am3d="http://schemas.microsoft.com/office/drawing/2017/model3d" xmlns:o="urn:schemas-microsoft-com:office:office" xmlns:oel="http://schemas.microsoft.com/office/2019/extlst" xmlns:r="http://schemas.openxmlformats.org/officeDocument/2006/relationships" xmlns:m="http://schemas.openxmlformats.org/officeDocument/2006/math" xmlns:v="urn:schemas-microsoft-com:vml" xmlns:wp14="http://schemas.microsoft.com/office/word/2010/wordprocessingDrawing" xmlns:wp="http://schemas.openxmlformats.org/drawingml/2006/wordprocessingDrawing" xmlns:w10="urn:schemas-microsoft-com:office:word" xmlns:w="http://schemas.openxmlformats.org/wordprocessingml/2006/main" xmlns:w14="http://schemas.microsoft.com/office/word/2010/wordml" xmlns:w15="http://schemas.microsoft.com/office/word/2012/wordml" xmlns:w16cex="http://schemas.microsoft.com/office/word/2018/wordml/cex" xmlns:w16cid="http://schemas.microsoft.com/office/word/2016/wordml/cid" xmlns:w16="http://schemas.microsoft.com/office/word/2018/wordml" xmlns:w16du="http://schemas.microsoft.com/office/word/2023/wordml/word16du" xmlns:w16sdtdh="http://schemas.microsoft.com/office/word/2020/wordml/sdtdatahash" xmlns:w16sdtfl="http://schemas.microsoft.com/office/word/2024/wordml/sdtformatlock" xmlns:w16se="http://schemas.microsoft.com/office/word/2015/wordml/symex" xmlns:wpg="http://schemas.microsoft.com/office/word/2010/wordprocessingGroup" xmlns:wpi="http://schemas.microsoft.com/office/word/2010/wordprocessingInk" xmlns:wne="http://schemas.microsoft.com/office/word/2006/wordml" xmlns:wps="http://schemas.microsoft.com/office/word/2010/wordprocessingShape" mc:Ignorable="w14 w15 w16se w16cid w16 w16cex w16sdtdh w16sdtfl w16du wp14">
   <w:p>
     <w:pPr>
-      <w:pStyle w:val="Kopfzeile"/>
+      <w:pStyle w:val="Header"/>
     </w:pPr>
     <w:r>
       <w:rPr>
@@ -1825,7 +1826,7 @@
 <w:hdr xmlns:wpc="http://schemas.microsoft.com/office/word/2010/wordprocessingCanvas" xmlns:cx="http://schemas.microsoft.com/office/drawing/2014/chartex" xmlns:cx1="http://schemas.microsoft.com/office/drawing/2015/9/8/chartex" xmlns:cx2="http://schemas.microsoft.com/office/drawing/2015/10/21/chartex" xmlns:cx3="http://schemas.microsoft.com/office/drawing/2016/5/9/chartex" xmlns:cx4="http://schemas.microsoft.com/office/drawing/2016/5/10/chartex" xmlns:cx5="http://schemas.microsoft.com/office/drawing/2016/5/11/chartex" xmlns:cx6="http://schemas.microsoft.com/office/drawing/2016/5/12/chartex" xmlns:cx7="http://schemas.microsoft.com/office/drawing/2016/5/13/chartex" xmlns:cx8="http://schemas.microsoft.com/office/drawing/2016/5/14/chartex" xmlns:mc="http://schemas.openxmlformats.org/markup-compatibility/2006" xmlns:aink="http://schemas.microsoft.com/office/drawing/2016/ink" xmlns:am3d="http://schemas.microsoft.com/office/drawing/2017/model3d" xmlns:o="urn:schemas-microsoft-com:office:office" xmlns:oel="http://schemas.microsoft.com/office/2019/extlst" xmlns:r="http://schemas.openxmlformats.org/officeDocument/2006/relationships" xmlns:m="http://schemas.openxmlformats.org/officeDocument/2006/math" xmlns:v="urn:schemas-microsoft-com:vml" xmlns:wp14="http://schemas.microsoft.com/office/word/2010/wordprocessingDrawing" xmlns:wp="http://schemas.openxmlformats.org/drawingml/2006/wordprocessingDrawing" xmlns:w10="urn:schemas-microsoft-com:office:word" xmlns:w="http://schemas.openxmlformats.org/wordprocessingml/2006/main" xmlns:w14="http://schemas.microsoft.com/office/word/2010/wordml" xmlns:w15="http://schemas.microsoft.com/office/word/2012/wordml" xmlns:w16cex="http://schemas.microsoft.com/office/word/2018/wordml/cex" xmlns:w16cid="http://schemas.microsoft.com/office/word/2016/wordml/cid" xmlns:w16="http://schemas.microsoft.com/office/word/2018/wordml" xmlns:w16du="http://schemas.microsoft.com/office/word/2023/wordml/word16du" xmlns:w16sdtdh="http://schemas.microsoft.com/office/word/2020/wordml/sdtdatahash" xmlns:w16sdtfl="http://schemas.microsoft.com/office/word/2024/wordml/sdtformatlock" xmlns:w16se="http://schemas.microsoft.com/office/word/2015/wordml/symex" xmlns:wpg="http://schemas.microsoft.com/office/word/2010/wordprocessingGroup" xmlns:wpi="http://schemas.microsoft.com/office/word/2010/wordprocessingInk" xmlns:wne="http://schemas.microsoft.com/office/word/2006/wordml" xmlns:wps="http://schemas.microsoft.com/office/word/2010/wordprocessingShape" mc:Ignorable="w14 w15 w16se w16cid w16 w16cex w16sdtdh w16sdtfl w16du wp14">
   <w:p>
     <w:pPr>
-      <w:pStyle w:val="Kopfzeile"/>
+      <w:pStyle w:val="Header"/>
     </w:pPr>
     <w:r>
       <w:rPr>
@@ -6141,15 +6142,15 @@
     <w:lsdException w:name="Unresolved Mention" w:semiHidden="1" w:unhideWhenUsed="1"/>
     <w:lsdException w:name="Smart Link" w:semiHidden="1" w:unhideWhenUsed="1"/>
   </w:latentStyles>
-  <w:style w:type="paragraph" w:default="1" w:styleId="Standard">
+  <w:style w:type="paragraph" w:default="1" w:styleId="Normal">
     <w:name w:val="Normal"/>
     <w:qFormat/>
   </w:style>
-  <w:style w:type="paragraph" w:styleId="berschrift1">
+  <w:style w:type="paragraph" w:styleId="Heading1">
     <w:name w:val="heading 1"/>
-    <w:basedOn w:val="Standard"/>
-    <w:next w:val="Standard"/>
-    <w:link w:val="berschrift1Zchn"/>
+    <w:basedOn w:val="Normal"/>
+    <w:next w:val="Normal"/>
+    <w:link w:val="Heading1Char"/>
     <w:uiPriority w:val="9"/>
     <w:qFormat/>
     <w:rsid w:val="008737CC"/>
@@ -6166,11 +6167,11 @@
       <w:szCs w:val="40"/>
     </w:rPr>
   </w:style>
-  <w:style w:type="paragraph" w:styleId="berschrift2">
+  <w:style w:type="paragraph" w:styleId="Heading2">
     <w:name w:val="heading 2"/>
-    <w:basedOn w:val="Standard"/>
-    <w:next w:val="Standard"/>
-    <w:link w:val="berschrift2Zchn"/>
+    <w:basedOn w:val="Normal"/>
+    <w:next w:val="Normal"/>
+    <w:link w:val="Heading2Char"/>
     <w:uiPriority w:val="9"/>
     <w:semiHidden/>
     <w:unhideWhenUsed/>
@@ -6189,11 +6190,11 @@
       <w:szCs w:val="32"/>
     </w:rPr>
   </w:style>
-  <w:style w:type="paragraph" w:styleId="berschrift3">
+  <w:style w:type="paragraph" w:styleId="Heading3">
     <w:name w:val="heading 3"/>
-    <w:basedOn w:val="Standard"/>
-    <w:next w:val="Standard"/>
-    <w:link w:val="berschrift3Zchn"/>
+    <w:basedOn w:val="Normal"/>
+    <w:next w:val="Normal"/>
+    <w:link w:val="Heading3Char"/>
     <w:uiPriority w:val="9"/>
     <w:semiHidden/>
     <w:unhideWhenUsed/>
@@ -6212,11 +6213,11 @@
       <w:szCs w:val="28"/>
     </w:rPr>
   </w:style>
-  <w:style w:type="paragraph" w:styleId="berschrift4">
+  <w:style w:type="paragraph" w:styleId="Heading4">
     <w:name w:val="heading 4"/>
-    <w:basedOn w:val="Standard"/>
-    <w:next w:val="Standard"/>
-    <w:link w:val="berschrift4Zchn"/>
+    <w:basedOn w:val="Normal"/>
+    <w:next w:val="Normal"/>
+    <w:link w:val="Heading4Char"/>
     <w:uiPriority w:val="9"/>
     <w:semiHidden/>
     <w:unhideWhenUsed/>
@@ -6235,11 +6236,11 @@
       <w:color w:val="0F4761" w:themeColor="accent1" w:themeShade="BF"/>
     </w:rPr>
   </w:style>
-  <w:style w:type="paragraph" w:styleId="berschrift5">
+  <w:style w:type="paragraph" w:styleId="Heading5">
     <w:name w:val="heading 5"/>
-    <w:basedOn w:val="Standard"/>
-    <w:next w:val="Standard"/>
-    <w:link w:val="berschrift5Zchn"/>
+    <w:basedOn w:val="Normal"/>
+    <w:next w:val="Normal"/>
+    <w:link w:val="Heading5Char"/>
     <w:uiPriority w:val="9"/>
     <w:semiHidden/>
     <w:unhideWhenUsed/>
@@ -6256,11 +6257,11 @@
       <w:color w:val="0F4761" w:themeColor="accent1" w:themeShade="BF"/>
     </w:rPr>
   </w:style>
-  <w:style w:type="paragraph" w:styleId="berschrift6">
+  <w:style w:type="paragraph" w:styleId="Heading6">
     <w:name w:val="heading 6"/>
-    <w:basedOn w:val="Standard"/>
-    <w:next w:val="Standard"/>
-    <w:link w:val="berschrift6Zchn"/>
+    <w:basedOn w:val="Normal"/>
+    <w:next w:val="Normal"/>
+    <w:link w:val="Heading6Char"/>
     <w:uiPriority w:val="9"/>
     <w:semiHidden/>
     <w:unhideWhenUsed/>
@@ -6279,11 +6280,11 @@
       <w:color w:val="595959" w:themeColor="text1" w:themeTint="A6"/>
     </w:rPr>
   </w:style>
-  <w:style w:type="paragraph" w:styleId="berschrift7">
+  <w:style w:type="paragraph" w:styleId="Heading7">
     <w:name w:val="heading 7"/>
-    <w:basedOn w:val="Standard"/>
-    <w:next w:val="Standard"/>
-    <w:link w:val="berschrift7Zchn"/>
+    <w:basedOn w:val="Normal"/>
+    <w:next w:val="Normal"/>
+    <w:link w:val="Heading7Char"/>
     <w:uiPriority w:val="9"/>
     <w:semiHidden/>
     <w:unhideWhenUsed/>
@@ -6300,11 +6301,11 @@
       <w:color w:val="595959" w:themeColor="text1" w:themeTint="A6"/>
     </w:rPr>
   </w:style>
-  <w:style w:type="paragraph" w:styleId="berschrift8">
+  <w:style w:type="paragraph" w:styleId="Heading8">
     <w:name w:val="heading 8"/>
-    <w:basedOn w:val="Standard"/>
-    <w:next w:val="Standard"/>
-    <w:link w:val="berschrift8Zchn"/>
+    <w:basedOn w:val="Normal"/>
+    <w:next w:val="Normal"/>
+    <w:link w:val="Heading8Char"/>
     <w:uiPriority w:val="9"/>
     <w:semiHidden/>
     <w:unhideWhenUsed/>
@@ -6323,11 +6324,11 @@
       <w:color w:val="272727" w:themeColor="text1" w:themeTint="D8"/>
     </w:rPr>
   </w:style>
-  <w:style w:type="paragraph" w:styleId="berschrift9">
+  <w:style w:type="paragraph" w:styleId="Heading9">
     <w:name w:val="heading 9"/>
-    <w:basedOn w:val="Standard"/>
-    <w:next w:val="Standard"/>
-    <w:link w:val="berschrift9Zchn"/>
+    <w:basedOn w:val="Normal"/>
+    <w:next w:val="Normal"/>
+    <w:link w:val="Heading9Char"/>
     <w:uiPriority w:val="9"/>
     <w:semiHidden/>
     <w:unhideWhenUsed/>
@@ -6344,13 +6345,12 @@
       <w:color w:val="272727" w:themeColor="text1" w:themeTint="D8"/>
     </w:rPr>
   </w:style>
-  <w:style w:type="character" w:default="1" w:styleId="Absatz-Standardschriftart">
+  <w:style w:type="character" w:default="1" w:styleId="DefaultParagraphFont">
     <w:name w:val="Default Paragraph Font"/>
     <w:uiPriority w:val="1"/>
-    <w:semiHidden/>
     <w:unhideWhenUsed/>
   </w:style>
-  <w:style w:type="table" w:default="1" w:styleId="NormaleTabelle">
+  <w:style w:type="table" w:default="1" w:styleId="TableNormal">
     <w:name w:val="Normal Table"/>
     <w:uiPriority w:val="99"/>
     <w:semiHidden/>
@@ -6365,16 +6365,16 @@
       </w:tblCellMar>
     </w:tblPr>
   </w:style>
-  <w:style w:type="numbering" w:default="1" w:styleId="KeineListe">
+  <w:style w:type="numbering" w:default="1" w:styleId="NoList">
     <w:name w:val="No List"/>
     <w:uiPriority w:val="99"/>
     <w:semiHidden/>
     <w:unhideWhenUsed/>
   </w:style>
-  <w:style w:type="character" w:customStyle="1" w:styleId="berschrift1Zchn">
-    <w:name w:val="Überschrift 1 Zchn"/>
-    <w:basedOn w:val="Absatz-Standardschriftart"/>
-    <w:link w:val="berschrift1"/>
+  <w:style w:type="character" w:customStyle="1" w:styleId="Heading1Char">
+    <w:name w:val="Heading 1 Char"/>
+    <w:basedOn w:val="DefaultParagraphFont"/>
+    <w:link w:val="Heading1"/>
     <w:uiPriority w:val="9"/>
     <w:rsid w:val="008737CC"/>
     <w:rPr>
@@ -6384,10 +6384,10 @@
       <w:szCs w:val="40"/>
     </w:rPr>
   </w:style>
-  <w:style w:type="character" w:customStyle="1" w:styleId="berschrift2Zchn">
-    <w:name w:val="Überschrift 2 Zchn"/>
-    <w:basedOn w:val="Absatz-Standardschriftart"/>
-    <w:link w:val="berschrift2"/>
+  <w:style w:type="character" w:customStyle="1" w:styleId="Heading2Char">
+    <w:name w:val="Heading 2 Char"/>
+    <w:basedOn w:val="DefaultParagraphFont"/>
+    <w:link w:val="Heading2"/>
     <w:uiPriority w:val="9"/>
     <w:semiHidden/>
     <w:rsid w:val="008737CC"/>
@@ -6398,10 +6398,10 @@
       <w:szCs w:val="32"/>
     </w:rPr>
   </w:style>
-  <w:style w:type="character" w:customStyle="1" w:styleId="berschrift3Zchn">
-    <w:name w:val="Überschrift 3 Zchn"/>
-    <w:basedOn w:val="Absatz-Standardschriftart"/>
-    <w:link w:val="berschrift3"/>
+  <w:style w:type="character" w:customStyle="1" w:styleId="Heading3Char">
+    <w:name w:val="Heading 3 Char"/>
+    <w:basedOn w:val="DefaultParagraphFont"/>
+    <w:link w:val="Heading3"/>
     <w:uiPriority w:val="9"/>
     <w:semiHidden/>
     <w:rsid w:val="008737CC"/>
@@ -6412,10 +6412,10 @@
       <w:szCs w:val="28"/>
     </w:rPr>
   </w:style>
-  <w:style w:type="character" w:customStyle="1" w:styleId="berschrift4Zchn">
-    <w:name w:val="Überschrift 4 Zchn"/>
-    <w:basedOn w:val="Absatz-Standardschriftart"/>
-    <w:link w:val="berschrift4"/>
+  <w:style w:type="character" w:customStyle="1" w:styleId="Heading4Char">
+    <w:name w:val="Heading 4 Char"/>
+    <w:basedOn w:val="DefaultParagraphFont"/>
+    <w:link w:val="Heading4"/>
     <w:uiPriority w:val="9"/>
     <w:semiHidden/>
     <w:rsid w:val="008737CC"/>
@@ -6426,10 +6426,10 @@
       <w:color w:val="0F4761" w:themeColor="accent1" w:themeShade="BF"/>
     </w:rPr>
   </w:style>
-  <w:style w:type="character" w:customStyle="1" w:styleId="berschrift5Zchn">
-    <w:name w:val="Überschrift 5 Zchn"/>
-    <w:basedOn w:val="Absatz-Standardschriftart"/>
-    <w:link w:val="berschrift5"/>
+  <w:style w:type="character" w:customStyle="1" w:styleId="Heading5Char">
+    <w:name w:val="Heading 5 Char"/>
+    <w:basedOn w:val="DefaultParagraphFont"/>
+    <w:link w:val="Heading5"/>
     <w:uiPriority w:val="9"/>
     <w:semiHidden/>
     <w:rsid w:val="008737CC"/>
@@ -6438,10 +6438,10 @@
       <w:color w:val="0F4761" w:themeColor="accent1" w:themeShade="BF"/>
     </w:rPr>
   </w:style>
-  <w:style w:type="character" w:customStyle="1" w:styleId="berschrift6Zchn">
-    <w:name w:val="Überschrift 6 Zchn"/>
-    <w:basedOn w:val="Absatz-Standardschriftart"/>
-    <w:link w:val="berschrift6"/>
+  <w:style w:type="character" w:customStyle="1" w:styleId="Heading6Char">
+    <w:name w:val="Heading 6 Char"/>
+    <w:basedOn w:val="DefaultParagraphFont"/>
+    <w:link w:val="Heading6"/>
     <w:uiPriority w:val="9"/>
     <w:semiHidden/>
     <w:rsid w:val="008737CC"/>
@@ -6452,10 +6452,10 @@
       <w:color w:val="595959" w:themeColor="text1" w:themeTint="A6"/>
     </w:rPr>
   </w:style>
-  <w:style w:type="character" w:customStyle="1" w:styleId="berschrift7Zchn">
-    <w:name w:val="Überschrift 7 Zchn"/>
-    <w:basedOn w:val="Absatz-Standardschriftart"/>
-    <w:link w:val="berschrift7"/>
+  <w:style w:type="character" w:customStyle="1" w:styleId="Heading7Char">
+    <w:name w:val="Heading 7 Char"/>
+    <w:basedOn w:val="DefaultParagraphFont"/>
+    <w:link w:val="Heading7"/>
     <w:uiPriority w:val="9"/>
     <w:semiHidden/>
     <w:rsid w:val="008737CC"/>
@@ -6464,10 +6464,10 @@
       <w:color w:val="595959" w:themeColor="text1" w:themeTint="A6"/>
     </w:rPr>
   </w:style>
-  <w:style w:type="character" w:customStyle="1" w:styleId="berschrift8Zchn">
-    <w:name w:val="Überschrift 8 Zchn"/>
-    <w:basedOn w:val="Absatz-Standardschriftart"/>
-    <w:link w:val="berschrift8"/>
+  <w:style w:type="character" w:customStyle="1" w:styleId="Heading8Char">
+    <w:name w:val="Heading 8 Char"/>
+    <w:basedOn w:val="DefaultParagraphFont"/>
+    <w:link w:val="Heading8"/>
     <w:uiPriority w:val="9"/>
     <w:semiHidden/>
     <w:rsid w:val="008737CC"/>
@@ -6478,10 +6478,10 @@
       <w:color w:val="272727" w:themeColor="text1" w:themeTint="D8"/>
     </w:rPr>
   </w:style>
-  <w:style w:type="character" w:customStyle="1" w:styleId="berschrift9Zchn">
-    <w:name w:val="Überschrift 9 Zchn"/>
-    <w:basedOn w:val="Absatz-Standardschriftart"/>
-    <w:link w:val="berschrift9"/>
+  <w:style w:type="character" w:customStyle="1" w:styleId="Heading9Char">
+    <w:name w:val="Heading 9 Char"/>
+    <w:basedOn w:val="DefaultParagraphFont"/>
+    <w:link w:val="Heading9"/>
     <w:uiPriority w:val="9"/>
     <w:semiHidden/>
     <w:rsid w:val="008737CC"/>
@@ -6490,11 +6490,11 @@
       <w:color w:val="272727" w:themeColor="text1" w:themeTint="D8"/>
     </w:rPr>
   </w:style>
-  <w:style w:type="paragraph" w:styleId="Titel">
+  <w:style w:type="paragraph" w:styleId="Title">
     <w:name w:val="Title"/>
-    <w:basedOn w:val="Standard"/>
-    <w:next w:val="Standard"/>
-    <w:link w:val="TitelZchn"/>
+    <w:basedOn w:val="Normal"/>
+    <w:next w:val="Normal"/>
+    <w:link w:val="TitleChar"/>
     <w:uiPriority w:val="10"/>
     <w:qFormat/>
     <w:rsid w:val="008737CC"/>
@@ -6510,10 +6510,10 @@
       <w:szCs w:val="56"/>
     </w:rPr>
   </w:style>
-  <w:style w:type="character" w:customStyle="1" w:styleId="TitelZchn">
-    <w:name w:val="Titel Zchn"/>
-    <w:basedOn w:val="Absatz-Standardschriftart"/>
-    <w:link w:val="Titel"/>
+  <w:style w:type="character" w:customStyle="1" w:styleId="TitleChar">
+    <w:name w:val="Title Char"/>
+    <w:basedOn w:val="DefaultParagraphFont"/>
+    <w:link w:val="Title"/>
     <w:uiPriority w:val="10"/>
     <w:rsid w:val="008737CC"/>
     <w:rPr>
@@ -6524,11 +6524,11 @@
       <w:szCs w:val="56"/>
     </w:rPr>
   </w:style>
-  <w:style w:type="paragraph" w:styleId="Untertitel">
+  <w:style w:type="paragraph" w:styleId="Subtitle">
     <w:name w:val="Subtitle"/>
-    <w:basedOn w:val="Standard"/>
-    <w:next w:val="Standard"/>
-    <w:link w:val="UntertitelZchn"/>
+    <w:basedOn w:val="Normal"/>
+    <w:next w:val="Normal"/>
+    <w:link w:val="SubtitleChar"/>
     <w:uiPriority w:val="11"/>
     <w:qFormat/>
     <w:rsid w:val="008737CC"/>
@@ -6545,10 +6545,10 @@
       <w:szCs w:val="28"/>
     </w:rPr>
   </w:style>
-  <w:style w:type="character" w:customStyle="1" w:styleId="UntertitelZchn">
-    <w:name w:val="Untertitel Zchn"/>
-    <w:basedOn w:val="Absatz-Standardschriftart"/>
-    <w:link w:val="Untertitel"/>
+  <w:style w:type="character" w:customStyle="1" w:styleId="SubtitleChar">
+    <w:name w:val="Subtitle Char"/>
+    <w:basedOn w:val="DefaultParagraphFont"/>
+    <w:link w:val="Subtitle"/>
     <w:uiPriority w:val="11"/>
     <w:rsid w:val="008737CC"/>
     <w:rPr>
@@ -6559,11 +6559,11 @@
       <w:szCs w:val="28"/>
     </w:rPr>
   </w:style>
-  <w:style w:type="paragraph" w:styleId="Zitat">
+  <w:style w:type="paragraph" w:styleId="Quote">
     <w:name w:val="Quote"/>
-    <w:basedOn w:val="Standard"/>
-    <w:next w:val="Standard"/>
-    <w:link w:val="ZitatZchn"/>
+    <w:basedOn w:val="Normal"/>
+    <w:next w:val="Normal"/>
+    <w:link w:val="QuoteChar"/>
     <w:uiPriority w:val="29"/>
     <w:qFormat/>
     <w:rsid w:val="008737CC"/>
@@ -6577,10 +6577,10 @@
       <w:color w:val="404040" w:themeColor="text1" w:themeTint="BF"/>
     </w:rPr>
   </w:style>
-  <w:style w:type="character" w:customStyle="1" w:styleId="ZitatZchn">
-    <w:name w:val="Zitat Zchn"/>
-    <w:basedOn w:val="Absatz-Standardschriftart"/>
-    <w:link w:val="Zitat"/>
+  <w:style w:type="character" w:customStyle="1" w:styleId="QuoteChar">
+    <w:name w:val="Quote Char"/>
+    <w:basedOn w:val="DefaultParagraphFont"/>
+    <w:link w:val="Quote"/>
     <w:uiPriority w:val="29"/>
     <w:rsid w:val="008737CC"/>
     <w:rPr>
@@ -6589,9 +6589,9 @@
       <w:color w:val="404040" w:themeColor="text1" w:themeTint="BF"/>
     </w:rPr>
   </w:style>
-  <w:style w:type="paragraph" w:styleId="Listenabsatz">
+  <w:style w:type="paragraph" w:styleId="ListParagraph">
     <w:name w:val="List Paragraph"/>
-    <w:basedOn w:val="Standard"/>
+    <w:basedOn w:val="Normal"/>
     <w:uiPriority w:val="34"/>
     <w:qFormat/>
     <w:rsid w:val="008737CC"/>
@@ -6600,9 +6600,9 @@
       <w:contextualSpacing/>
     </w:pPr>
   </w:style>
-  <w:style w:type="character" w:styleId="IntensiveHervorhebung">
+  <w:style w:type="character" w:styleId="IntenseEmphasis">
     <w:name w:val="Intense Emphasis"/>
-    <w:basedOn w:val="Absatz-Standardschriftart"/>
+    <w:basedOn w:val="DefaultParagraphFont"/>
     <w:uiPriority w:val="21"/>
     <w:qFormat/>
     <w:rsid w:val="008737CC"/>
@@ -6612,11 +6612,11 @@
       <w:color w:val="0F4761" w:themeColor="accent1" w:themeShade="BF"/>
     </w:rPr>
   </w:style>
-  <w:style w:type="paragraph" w:styleId="IntensivesZitat">
+  <w:style w:type="paragraph" w:styleId="IntenseQuote">
     <w:name w:val="Intense Quote"/>
-    <w:basedOn w:val="Standard"/>
-    <w:next w:val="Standard"/>
-    <w:link w:val="IntensivesZitatZchn"/>
+    <w:basedOn w:val="Normal"/>
+    <w:next w:val="Normal"/>
+    <w:link w:val="IntenseQuoteChar"/>
     <w:uiPriority w:val="30"/>
     <w:qFormat/>
     <w:rsid w:val="008737CC"/>
@@ -6635,10 +6635,10 @@
       <w:color w:val="0F4761" w:themeColor="accent1" w:themeShade="BF"/>
     </w:rPr>
   </w:style>
-  <w:style w:type="character" w:customStyle="1" w:styleId="IntensivesZitatZchn">
-    <w:name w:val="Intensives Zitat Zchn"/>
-    <w:basedOn w:val="Absatz-Standardschriftart"/>
-    <w:link w:val="IntensivesZitat"/>
+  <w:style w:type="character" w:customStyle="1" w:styleId="IntenseQuoteChar">
+    <w:name w:val="Intense Quote Char"/>
+    <w:basedOn w:val="DefaultParagraphFont"/>
+    <w:link w:val="IntenseQuote"/>
     <w:uiPriority w:val="30"/>
     <w:rsid w:val="008737CC"/>
     <w:rPr>
@@ -6647,9 +6647,9 @@
       <w:color w:val="0F4761" w:themeColor="accent1" w:themeShade="BF"/>
     </w:rPr>
   </w:style>
-  <w:style w:type="character" w:styleId="IntensiverVerweis">
+  <w:style w:type="character" w:styleId="IntenseReference">
     <w:name w:val="Intense Reference"/>
-    <w:basedOn w:val="Absatz-Standardschriftart"/>
+    <w:basedOn w:val="DefaultParagraphFont"/>
     <w:uiPriority w:val="32"/>
     <w:qFormat/>
     <w:rsid w:val="008737CC"/>
@@ -6661,10 +6661,10 @@
       <w:spacing w:val="5"/>
     </w:rPr>
   </w:style>
-  <w:style w:type="paragraph" w:styleId="Kopfzeile">
+  <w:style w:type="paragraph" w:styleId="Header">
     <w:name w:val="header"/>
-    <w:basedOn w:val="Standard"/>
-    <w:link w:val="KopfzeileZchn"/>
+    <w:basedOn w:val="Normal"/>
+    <w:link w:val="HeaderChar"/>
     <w:uiPriority w:val="99"/>
     <w:unhideWhenUsed/>
     <w:rsid w:val="00E50C5C"/>
@@ -6676,17 +6676,17 @@
       <w:spacing w:after="0" w:line="240" w:lineRule="auto"/>
     </w:pPr>
   </w:style>
-  <w:style w:type="character" w:customStyle="1" w:styleId="KopfzeileZchn">
-    <w:name w:val="Kopfzeile Zchn"/>
-    <w:basedOn w:val="Absatz-Standardschriftart"/>
-    <w:link w:val="Kopfzeile"/>
+  <w:style w:type="character" w:customStyle="1" w:styleId="HeaderChar">
+    <w:name w:val="Header Char"/>
+    <w:basedOn w:val="DefaultParagraphFont"/>
+    <w:link w:val="Header"/>
     <w:uiPriority w:val="99"/>
     <w:rsid w:val="00E50C5C"/>
   </w:style>
-  <w:style w:type="paragraph" w:styleId="Fuzeile">
+  <w:style w:type="paragraph" w:styleId="Footer">
     <w:name w:val="footer"/>
-    <w:basedOn w:val="Standard"/>
-    <w:link w:val="FuzeileZchn"/>
+    <w:basedOn w:val="Normal"/>
+    <w:link w:val="FooterChar"/>
     <w:uiPriority w:val="99"/>
     <w:unhideWhenUsed/>
     <w:rsid w:val="00E908C0"/>
@@ -6698,10 +6698,10 @@
       <w:spacing w:after="0" w:line="240" w:lineRule="auto"/>
     </w:pPr>
   </w:style>
-  <w:style w:type="character" w:customStyle="1" w:styleId="FuzeileZchn">
-    <w:name w:val="Fußzeile Zchn"/>
-    <w:basedOn w:val="Absatz-Standardschriftart"/>
-    <w:link w:val="Fuzeile"/>
+  <w:style w:type="character" w:customStyle="1" w:styleId="FooterChar">
+    <w:name w:val="Footer Char"/>
+    <w:basedOn w:val="DefaultParagraphFont"/>
+    <w:link w:val="Footer"/>
     <w:uiPriority w:val="99"/>
     <w:rsid w:val="00E908C0"/>
   </w:style>
